--- a/6-过程管理/运行记录类文件/060208-2-临夏州中医医院“智慧银医”项目-问题处理单 - 20250712.docx
+++ b/6-过程管理/运行记录类文件/060208-2-临夏州中医医院“智慧银医”项目-问题处理单 - 20250712.docx
@@ -1,6 +1,7 @@
 
 <file path=word/document.xml><?xml version="1.0" encoding="utf-8"?>
-<w:document xmlns:wpc="http://schemas.microsoft.com/office/word/2010/wordprocessingCanvas" xmlns:mc="http://schemas.openxmlformats.org/markup-compatibility/2006" xmlns:o="urn:schemas-microsoft-com:office:office" xmlns:r="http://schemas.openxmlformats.org/officeDocument/2006/relationships" xmlns:m="http://schemas.openxmlformats.org/officeDocument/2006/math" xmlns:v="urn:schemas-microsoft-com:vml" xmlns:wp14="http://schemas.microsoft.com/office/word/2010/wordprocessingDrawing" xmlns:wp="http://schemas.openxmlformats.org/drawingml/2006/wordprocessingDrawing" xmlns:w="http://schemas.openxmlformats.org/wordprocessingml/2006/main" xmlns:w14="http://schemas.microsoft.com/office/word/2010/wordml" xmlns:w10="urn:schemas-microsoft-com:office:word" xmlns:w15="http://schemas.microsoft.com/office/word/2012/wordml" xmlns:wpg="http://schemas.microsoft.com/office/word/2010/wordprocessingGroup" xmlns:wpi="http://schemas.microsoft.com/office/word/2010/wordprocessingInk" xmlns:wne="http://schemas.microsoft.com/office/word/2006/wordml" xmlns:wps="http://schemas.microsoft.com/office/word/2010/wordprocessingShape" xmlns:wpsCustomData="http://www.wps.cn/officeDocument/2013/wpsCustomData" mc:Ignorable="w14 w15 wp14">
+<w:document xmlns:wpc="http://schemas.microsoft.com/office/word/2010/wordprocessingCanvas" xmlns:mc="http://schemas.openxmlformats.org/markup-compatibility/2006" xmlns:o="urn:schemas-microsoft-com:office:office" xmlns:r="http://schemas.openxmlformats.org/officeDocument/2006/relationships" xmlns:m="http://schemas.openxmlformats.org/officeDocument/2006/math" xmlns:v="urn:schemas-microsoft-com:vml" xmlns:wp14="http://schemas.microsoft.com/office/word/2010/wordprocessingDrawing" xmlns:wp="http://schemas.openxmlformats.org/drawingml/2006/wordprocessingDrawing" xmlns:w10="urn:schemas-microsoft-com:office:word" xmlns:w="http://schemas.openxmlformats.org/wordprocessingml/2006/main" xmlns:w14="http://schemas.microsoft.com/office/word/2010/wordml" xmlns:w15="http://schemas.microsoft.com/office/word/2012/wordml" xmlns:wne="http://schemas.microsoft.com/office/word/2006/wordml" xmlns:wpg="http://schemas.microsoft.com/office/word/2010/wordprocessingGroup" xmlns:wpi="http://schemas.microsoft.com/office/word/2010/wordprocessingInk" xmlns:wps="http://schemas.microsoft.com/office/word/2010/wordprocessingShape" mc:Ignorable="w14 w15 wp14">
+  <!-- Generated by Aspose.Words for .NET 13.3.0.1 -->
   <w:body>
     <w:p>
       <w:pPr>
@@ -17,7 +18,7 @@
         <w:ind w:left="3233"/>
         <w:outlineLvl w:val="0"/>
         <w:rPr>
-          <w:rFonts w:hint="default" w:ascii="宋体" w:hAnsi="宋体" w:eastAsia="宋体" w:cs="宋体"/>
+          <w:rFonts w:ascii="宋体" w:eastAsia="宋体" w:hAnsi="宋体" w:cs="宋体" w:hint="default"/>
           <w:sz w:val="31"/>
           <w:szCs w:val="31"/>
           <w:lang w:val="en-US" w:eastAsia="zh-CN"/>
@@ -25,7 +26,7 @@
       </w:pPr>
       <w:r>
         <w:rPr>
-          <w:rFonts w:hint="eastAsia" w:ascii="宋体" w:hAnsi="宋体" w:cs="宋体"/>
+          <w:rFonts w:ascii="宋体" w:hAnsi="宋体" w:cs="宋体" w:hint="eastAsia"/>
           <w:b/>
           <w:bCs/>
           <w:spacing w:val="6"/>
@@ -38,16 +39,16 @@
     </w:p>
     <w:tbl>
       <w:tblPr>
-        <w:tblStyle w:val="24"/>
+        <w:tblStyle w:val="TableNormal0"/>
         <w:tblW w:w="9966" w:type="dxa"/>
         <w:jc w:val="center"/>
         <w:tblBorders>
-          <w:top w:val="single" w:color="000000" w:sz="4" w:space="0"/>
-          <w:left w:val="single" w:color="000000" w:sz="4" w:space="0"/>
-          <w:bottom w:val="single" w:color="000000" w:sz="4" w:space="0"/>
-          <w:right w:val="single" w:color="000000" w:sz="4" w:space="0"/>
-          <w:insideH w:val="single" w:color="000000" w:sz="4" w:space="0"/>
-          <w:insideV w:val="single" w:color="000000" w:sz="4" w:space="0"/>
+          <w:top w:val="single" w:sz="4" w:space="0" w:color="000000"/>
+          <w:left w:val="single" w:sz="4" w:space="0" w:color="000000"/>
+          <w:bottom w:val="single" w:sz="4" w:space="0" w:color="000000"/>
+          <w:right w:val="single" w:sz="4" w:space="0" w:color="000000"/>
+          <w:insideH w:val="single" w:sz="4" w:space="0" w:color="000000"/>
+          <w:insideV w:val="single" w:sz="4" w:space="0" w:color="000000"/>
         </w:tblBorders>
         <w:tblLayout w:type="fixed"/>
         <w:tblCellMar>
@@ -65,14 +66,17 @@
       </w:tblGrid>
       <w:tr>
         <w:tblPrEx>
+          <w:tblW w:w="9966" w:type="dxa"/>
+          <w:jc w:val="center"/>
           <w:tblBorders>
-            <w:top w:val="single" w:color="000000" w:sz="4" w:space="0"/>
-            <w:left w:val="single" w:color="000000" w:sz="4" w:space="0"/>
-            <w:bottom w:val="single" w:color="000000" w:sz="4" w:space="0"/>
-            <w:right w:val="single" w:color="000000" w:sz="4" w:space="0"/>
-            <w:insideH w:val="single" w:color="000000" w:sz="4" w:space="0"/>
-            <w:insideV w:val="single" w:color="000000" w:sz="4" w:space="0"/>
+            <w:top w:val="single" w:sz="4" w:space="0" w:color="000000"/>
+            <w:left w:val="single" w:sz="4" w:space="0" w:color="000000"/>
+            <w:bottom w:val="single" w:sz="4" w:space="0" w:color="000000"/>
+            <w:right w:val="single" w:sz="4" w:space="0" w:color="000000"/>
+            <w:insideH w:val="single" w:sz="4" w:space="0" w:color="000000"/>
+            <w:insideV w:val="single" w:sz="4" w:space="0" w:color="000000"/>
           </w:tblBorders>
+          <w:tblLayout w:type="fixed"/>
           <w:tblCellMar>
             <w:top w:w="0" w:type="dxa"/>
             <w:left w:w="0" w:type="dxa"/>
@@ -81,7 +85,7 @@
           </w:tblCellMar>
         </w:tblPrEx>
         <w:trPr>
-          <w:trHeight w:val="450" w:hRule="atLeast"/>
+          <w:trHeight w:val="450"/>
           <w:jc w:val="center"/>
         </w:trPr>
         <w:tc>
@@ -90,7 +94,7 @@
           </w:tcPr>
           <w:p>
             <w:pPr>
-              <w:pStyle w:val="25"/>
+              <w:pStyle w:val="TableText"/>
               <w:spacing w:before="189" w:line="219" w:lineRule="auto"/>
               <w:ind w:left="786"/>
             </w:pPr>
@@ -106,28 +110,28 @@
           <w:tcPr>
             <w:tcW w:w="2110" w:type="dxa"/>
             <w:tcBorders>
-              <w:right w:val="single" w:color="000000" w:sz="2" w:space="0"/>
+              <w:right w:val="single" w:sz="2" w:space="0" w:color="000000"/>
             </w:tcBorders>
             <w:vAlign w:val="center"/>
           </w:tcPr>
           <w:p>
             <w:pPr>
-              <w:pStyle w:val="25"/>
+              <w:pStyle w:val="TableText"/>
               <w:spacing w:before="189" w:line="219" w:lineRule="auto"/>
               <w:ind w:left="701"/>
               <w:rPr>
-                <w:rFonts w:hint="eastAsia" w:eastAsia="宋体"/>
-                <w:lang w:val="en-US" w:eastAsia="zh-CN"/>
-              </w:rPr>
-            </w:pPr>
-            <w:r>
-              <w:rPr>
-                <w:rFonts w:hint="eastAsia" w:ascii="宋体" w:hAnsi="宋体" w:eastAsia="宋体" w:cs="宋体"/>
+                <w:rFonts w:eastAsia="宋体" w:hint="eastAsia"/>
+                <w:lang w:val="en-US" w:eastAsia="zh-CN"/>
+              </w:rPr>
+            </w:pPr>
+            <w:r>
+              <w:rPr>
+                <w:rFonts w:ascii="宋体" w:eastAsia="宋体" w:hAnsi="宋体" w:cs="宋体" w:hint="eastAsia"/>
                 <w:sz w:val="21"/>
                 <w:szCs w:val="21"/>
                 <w:lang w:val="en-US" w:eastAsia="zh-CN"/>
               </w:rPr>
-              <w:t>胡葛鹏宇</w:t>
+              <w:t>肖龙莽</w:t>
             </w:r>
           </w:p>
         </w:tc>
@@ -135,13 +139,13 @@
           <w:tcPr>
             <w:tcW w:w="2102" w:type="dxa"/>
             <w:tcBorders>
-              <w:left w:val="single" w:color="000000" w:sz="2" w:space="0"/>
+              <w:left w:val="single" w:sz="2" w:space="0" w:color="000000"/>
             </w:tcBorders>
             <w:vAlign w:val="center"/>
           </w:tcPr>
           <w:p>
             <w:pPr>
-              <w:pStyle w:val="25"/>
+              <w:pStyle w:val="TableText"/>
               <w:spacing w:before="190" w:line="221" w:lineRule="auto"/>
               <w:ind w:left="829"/>
             </w:pPr>
@@ -157,17 +161,17 @@
           <w:tcPr>
             <w:tcW w:w="3472" w:type="dxa"/>
             <w:tcBorders>
-              <w:right w:val="single" w:color="000000" w:sz="2" w:space="0"/>
+              <w:right w:val="single" w:sz="2" w:space="0" w:color="000000"/>
             </w:tcBorders>
             <w:vAlign w:val="center"/>
           </w:tcPr>
           <w:p>
             <w:pPr>
-              <w:pStyle w:val="25"/>
+              <w:pStyle w:val="TableText"/>
               <w:spacing w:before="189" w:line="239" w:lineRule="auto"/>
               <w:ind w:left="117"/>
               <w:rPr>
-                <w:rFonts w:hint="default" w:eastAsia="宋体"/>
+                <w:rFonts w:eastAsia="宋体" w:hint="default"/>
                 <w:lang w:val="en-US" w:eastAsia="zh-CN"/>
               </w:rPr>
             </w:pPr>
@@ -204,14 +208,9 @@
       </w:tr>
       <w:tr>
         <w:tblPrEx>
-          <w:tblBorders>
-            <w:top w:val="single" w:color="000000" w:sz="4" w:space="0"/>
-            <w:left w:val="single" w:color="000000" w:sz="4" w:space="0"/>
-            <w:bottom w:val="single" w:color="000000" w:sz="4" w:space="0"/>
-            <w:right w:val="single" w:color="000000" w:sz="4" w:space="0"/>
-            <w:insideH w:val="single" w:color="000000" w:sz="4" w:space="0"/>
-            <w:insideV w:val="single" w:color="000000" w:sz="4" w:space="0"/>
-          </w:tblBorders>
+          <w:tblW w:w="9966" w:type="dxa"/>
+          <w:jc w:val="center"/>
+          <w:tblLayout w:type="fixed"/>
           <w:tblCellMar>
             <w:top w:w="0" w:type="dxa"/>
             <w:left w:w="0" w:type="dxa"/>
@@ -220,7 +219,7 @@
           </w:tblCellMar>
         </w:tblPrEx>
         <w:trPr>
-          <w:trHeight w:val="452" w:hRule="atLeast"/>
+          <w:trHeight w:val="452"/>
           <w:jc w:val="center"/>
         </w:trPr>
         <w:tc>
@@ -229,7 +228,7 @@
           </w:tcPr>
           <w:p>
             <w:pPr>
-              <w:pStyle w:val="25"/>
+              <w:pStyle w:val="TableText"/>
               <w:spacing w:before="171" w:line="219" w:lineRule="auto"/>
               <w:ind w:left="666"/>
             </w:pPr>
@@ -245,17 +244,17 @@
           <w:tcPr>
             <w:tcW w:w="2110" w:type="dxa"/>
             <w:tcBorders>
-              <w:right w:val="single" w:color="000000" w:sz="2" w:space="0"/>
+              <w:right w:val="single" w:sz="2" w:space="0" w:color="000000"/>
             </w:tcBorders>
             <w:vAlign w:val="center"/>
           </w:tcPr>
           <w:p>
             <w:pPr>
-              <w:pStyle w:val="25"/>
+              <w:pStyle w:val="TableText"/>
               <w:spacing w:before="171" w:line="219" w:lineRule="auto"/>
               <w:ind w:left="695"/>
               <w:rPr>
-                <w:rFonts w:hint="default" w:eastAsia="宋体"/>
+                <w:rFonts w:eastAsia="宋体" w:hint="default"/>
                 <w:lang w:val="en-US" w:eastAsia="zh-CN"/>
               </w:rPr>
             </w:pPr>
@@ -272,13 +271,13 @@
           <w:tcPr>
             <w:tcW w:w="2102" w:type="dxa"/>
             <w:tcBorders>
-              <w:left w:val="single" w:color="000000" w:sz="2" w:space="0"/>
+              <w:left w:val="single" w:sz="2" w:space="0" w:color="000000"/>
             </w:tcBorders>
             <w:vAlign w:val="center"/>
           </w:tcPr>
           <w:p>
             <w:pPr>
-              <w:pStyle w:val="25"/>
+              <w:pStyle w:val="TableText"/>
               <w:spacing w:before="170" w:line="224" w:lineRule="auto"/>
               <w:ind w:left="817"/>
             </w:pPr>
@@ -297,7 +296,7 @@
           </w:tcPr>
           <w:p>
             <w:pPr>
-              <w:pStyle w:val="25"/>
+              <w:pStyle w:val="TableText"/>
               <w:spacing w:before="170" w:line="219" w:lineRule="auto"/>
               <w:ind w:left="122"/>
             </w:pPr>
@@ -312,14 +311,9 @@
       </w:tr>
       <w:tr>
         <w:tblPrEx>
-          <w:tblBorders>
-            <w:top w:val="single" w:color="000000" w:sz="4" w:space="0"/>
-            <w:left w:val="single" w:color="000000" w:sz="4" w:space="0"/>
-            <w:bottom w:val="single" w:color="000000" w:sz="4" w:space="0"/>
-            <w:right w:val="single" w:color="000000" w:sz="4" w:space="0"/>
-            <w:insideH w:val="single" w:color="000000" w:sz="4" w:space="0"/>
-            <w:insideV w:val="single" w:color="000000" w:sz="4" w:space="0"/>
-          </w:tblBorders>
+          <w:tblW w:w="9966" w:type="dxa"/>
+          <w:jc w:val="center"/>
+          <w:tblLayout w:type="fixed"/>
           <w:tblCellMar>
             <w:top w:w="0" w:type="dxa"/>
             <w:left w:w="0" w:type="dxa"/>
@@ -328,7 +322,7 @@
           </w:tblCellMar>
         </w:tblPrEx>
         <w:trPr>
-          <w:trHeight w:val="483" w:hRule="atLeast"/>
+          <w:trHeight w:val="483"/>
           <w:jc w:val="center"/>
         </w:trPr>
         <w:tc>
@@ -337,7 +331,7 @@
           </w:tcPr>
           <w:p>
             <w:pPr>
-              <w:pStyle w:val="25"/>
+              <w:pStyle w:val="TableText"/>
               <w:spacing w:before="188" w:line="220" w:lineRule="auto"/>
               <w:ind w:left="668"/>
             </w:pPr>
@@ -357,7 +351,7 @@
           </w:tcPr>
           <w:p>
             <w:pPr>
-              <w:pStyle w:val="25"/>
+              <w:pStyle w:val="TableText"/>
               <w:spacing w:before="189" w:line="219" w:lineRule="auto"/>
               <w:ind w:left="701"/>
               <w:rPr>
@@ -386,14 +380,9 @@
       </w:tr>
       <w:tr>
         <w:tblPrEx>
-          <w:tblBorders>
-            <w:top w:val="single" w:color="000000" w:sz="4" w:space="0"/>
-            <w:left w:val="single" w:color="000000" w:sz="4" w:space="0"/>
-            <w:bottom w:val="single" w:color="000000" w:sz="4" w:space="0"/>
-            <w:right w:val="single" w:color="000000" w:sz="4" w:space="0"/>
-            <w:insideH w:val="single" w:color="000000" w:sz="4" w:space="0"/>
-            <w:insideV w:val="single" w:color="000000" w:sz="4" w:space="0"/>
-          </w:tblBorders>
+          <w:tblW w:w="9966" w:type="dxa"/>
+          <w:jc w:val="center"/>
+          <w:tblLayout w:type="fixed"/>
           <w:tblCellMar>
             <w:top w:w="0" w:type="dxa"/>
             <w:left w:w="0" w:type="dxa"/>
@@ -402,7 +391,7 @@
           </w:tblCellMar>
         </w:tblPrEx>
         <w:trPr>
-          <w:trHeight w:val="564" w:hRule="atLeast"/>
+          <w:trHeight w:val="564"/>
           <w:jc w:val="center"/>
         </w:trPr>
         <w:tc>
@@ -411,11 +400,11 @@
           </w:tcPr>
           <w:p>
             <w:pPr>
-              <w:pStyle w:val="25"/>
-              <w:spacing w:before="183" w:line="219" w:lineRule="auto"/>
-              <w:ind w:left="539"/>
-              <w:rPr>
-                <w:rFonts w:hint="default" w:eastAsia="宋体"/>
+              <w:pStyle w:val="TableText"/>
+              <w:spacing w:before="183" w:line="219" w:lineRule="auto"/>
+              <w:ind w:left="539"/>
+              <w:rPr>
+                <w:rFonts w:eastAsia="宋体" w:hint="default"/>
                 <w:lang w:val="en-US" w:eastAsia="zh-CN"/>
               </w:rPr>
             </w:pPr>
@@ -435,11 +424,11 @@
           </w:tcPr>
           <w:p>
             <w:pPr>
-              <w:pStyle w:val="25"/>
-              <w:spacing w:before="183" w:line="219" w:lineRule="auto"/>
-              <w:ind w:left="539"/>
-              <w:rPr>
-                <w:rFonts w:hint="default" w:eastAsia="宋体"/>
+              <w:pStyle w:val="TableText"/>
+              <w:spacing w:before="183" w:line="219" w:lineRule="auto"/>
+              <w:ind w:left="539"/>
+              <w:rPr>
+                <w:rFonts w:eastAsia="宋体" w:hint="default"/>
                 <w:lang w:val="en-US" w:eastAsia="zh-CN"/>
               </w:rPr>
             </w:pPr>
@@ -455,14 +444,9 @@
       </w:tr>
       <w:tr>
         <w:tblPrEx>
-          <w:tblBorders>
-            <w:top w:val="single" w:color="000000" w:sz="4" w:space="0"/>
-            <w:left w:val="single" w:color="000000" w:sz="4" w:space="0"/>
-            <w:bottom w:val="single" w:color="000000" w:sz="4" w:space="0"/>
-            <w:right w:val="single" w:color="000000" w:sz="4" w:space="0"/>
-            <w:insideH w:val="single" w:color="000000" w:sz="4" w:space="0"/>
-            <w:insideV w:val="single" w:color="000000" w:sz="4" w:space="0"/>
-          </w:tblBorders>
+          <w:tblW w:w="9966" w:type="dxa"/>
+          <w:jc w:val="center"/>
+          <w:tblLayout w:type="fixed"/>
           <w:tblCellMar>
             <w:top w:w="0" w:type="dxa"/>
             <w:left w:w="0" w:type="dxa"/>
@@ -471,7 +455,7 @@
           </w:tblCellMar>
         </w:tblPrEx>
         <w:trPr>
-          <w:trHeight w:val="574" w:hRule="atLeast"/>
+          <w:trHeight w:val="574"/>
           <w:jc w:val="center"/>
         </w:trPr>
         <w:tc>
@@ -480,11 +464,11 @@
           </w:tcPr>
           <w:p>
             <w:pPr>
-              <w:pStyle w:val="25"/>
-              <w:spacing w:before="183" w:line="219" w:lineRule="auto"/>
-              <w:ind w:left="539"/>
-              <w:rPr>
-                <w:rFonts w:hint="default" w:eastAsia="宋体"/>
+              <w:pStyle w:val="TableText"/>
+              <w:spacing w:before="183" w:line="219" w:lineRule="auto"/>
+              <w:ind w:left="539"/>
+              <w:rPr>
+                <w:rFonts w:eastAsia="宋体" w:hint="default"/>
                 <w:lang w:val="en-US" w:eastAsia="zh-CN"/>
               </w:rPr>
             </w:pPr>
@@ -504,11 +488,11 @@
           </w:tcPr>
           <w:p>
             <w:pPr>
-              <w:pStyle w:val="25"/>
-              <w:spacing w:before="183" w:line="219" w:lineRule="auto"/>
-              <w:ind w:left="539"/>
-              <w:rPr>
-                <w:rFonts w:hint="default" w:eastAsia="宋体"/>
+              <w:pStyle w:val="TableText"/>
+              <w:spacing w:before="183" w:line="219" w:lineRule="auto"/>
+              <w:ind w:left="539"/>
+              <w:rPr>
+                <w:rFonts w:eastAsia="宋体" w:hint="default"/>
                 <w:lang w:val="en-US" w:eastAsia="zh-CN"/>
               </w:rPr>
             </w:pPr>
@@ -524,14 +508,9 @@
       </w:tr>
       <w:tr>
         <w:tblPrEx>
-          <w:tblBorders>
-            <w:top w:val="single" w:color="000000" w:sz="4" w:space="0"/>
-            <w:left w:val="single" w:color="000000" w:sz="4" w:space="0"/>
-            <w:bottom w:val="single" w:color="000000" w:sz="4" w:space="0"/>
-            <w:right w:val="single" w:color="000000" w:sz="4" w:space="0"/>
-            <w:insideH w:val="single" w:color="000000" w:sz="4" w:space="0"/>
-            <w:insideV w:val="single" w:color="000000" w:sz="4" w:space="0"/>
-          </w:tblBorders>
+          <w:tblW w:w="9966" w:type="dxa"/>
+          <w:jc w:val="center"/>
+          <w:tblLayout w:type="fixed"/>
           <w:tblCellMar>
             <w:top w:w="0" w:type="dxa"/>
             <w:left w:w="0" w:type="dxa"/>
@@ -540,7 +519,7 @@
           </w:tblCellMar>
         </w:tblPrEx>
         <w:trPr>
-          <w:trHeight w:val="504" w:hRule="atLeast"/>
+          <w:trHeight w:val="504"/>
           <w:jc w:val="center"/>
         </w:trPr>
         <w:tc>
@@ -549,11 +528,11 @@
           </w:tcPr>
           <w:p>
             <w:pPr>
-              <w:pStyle w:val="25"/>
-              <w:spacing w:before="183" w:line="219" w:lineRule="auto"/>
-              <w:ind w:left="539"/>
-              <w:rPr>
-                <w:rFonts w:hint="default" w:eastAsia="宋体"/>
+              <w:pStyle w:val="TableText"/>
+              <w:spacing w:before="183" w:line="219" w:lineRule="auto"/>
+              <w:ind w:left="539"/>
+              <w:rPr>
+                <w:rFonts w:eastAsia="宋体" w:hint="default"/>
                 <w:lang w:val="en-US" w:eastAsia="zh-CN"/>
               </w:rPr>
             </w:pPr>
@@ -573,11 +552,11 @@
           </w:tcPr>
           <w:p>
             <w:pPr>
-              <w:pStyle w:val="25"/>
-              <w:spacing w:before="183" w:line="219" w:lineRule="auto"/>
-              <w:ind w:left="539"/>
-              <w:rPr>
-                <w:rFonts w:hint="default" w:eastAsia="宋体"/>
+              <w:pStyle w:val="TableText"/>
+              <w:spacing w:before="183" w:line="219" w:lineRule="auto"/>
+              <w:ind w:left="539"/>
+              <w:rPr>
+                <w:rFonts w:eastAsia="宋体" w:hint="default"/>
                 <w:lang w:val="en-US" w:eastAsia="zh-CN"/>
               </w:rPr>
             </w:pPr>
@@ -593,14 +572,9 @@
       </w:tr>
       <w:tr>
         <w:tblPrEx>
-          <w:tblBorders>
-            <w:top w:val="single" w:color="000000" w:sz="4" w:space="0"/>
-            <w:left w:val="single" w:color="000000" w:sz="4" w:space="0"/>
-            <w:bottom w:val="single" w:color="000000" w:sz="4" w:space="0"/>
-            <w:right w:val="single" w:color="000000" w:sz="4" w:space="0"/>
-            <w:insideH w:val="single" w:color="000000" w:sz="4" w:space="0"/>
-            <w:insideV w:val="single" w:color="000000" w:sz="4" w:space="0"/>
-          </w:tblBorders>
+          <w:tblW w:w="9966" w:type="dxa"/>
+          <w:jc w:val="center"/>
+          <w:tblLayout w:type="fixed"/>
           <w:tblCellMar>
             <w:top w:w="0" w:type="dxa"/>
             <w:left w:w="0" w:type="dxa"/>
@@ -609,7 +583,7 @@
           </w:tblCellMar>
         </w:tblPrEx>
         <w:trPr>
-          <w:trHeight w:val="554" w:hRule="atLeast"/>
+          <w:trHeight w:val="554"/>
           <w:jc w:val="center"/>
         </w:trPr>
         <w:tc>
@@ -618,11 +592,11 @@
           </w:tcPr>
           <w:p>
             <w:pPr>
-              <w:pStyle w:val="25"/>
-              <w:spacing w:before="183" w:line="219" w:lineRule="auto"/>
-              <w:ind w:left="539"/>
-              <w:rPr>
-                <w:rFonts w:hint="eastAsia" w:eastAsia="宋体"/>
+              <w:pStyle w:val="TableText"/>
+              <w:spacing w:before="183" w:line="219" w:lineRule="auto"/>
+              <w:ind w:left="539"/>
+              <w:rPr>
+                <w:rFonts w:eastAsia="宋体" w:hint="eastAsia"/>
                 <w:lang w:val="en-US" w:eastAsia="zh-CN"/>
               </w:rPr>
             </w:pPr>
@@ -642,11 +616,11 @@
           </w:tcPr>
           <w:p>
             <w:pPr>
-              <w:pStyle w:val="25"/>
-              <w:spacing w:before="183" w:line="219" w:lineRule="auto"/>
-              <w:ind w:left="539"/>
-              <w:rPr>
-                <w:rFonts w:hint="default" w:eastAsia="宋体"/>
+              <w:pStyle w:val="TableText"/>
+              <w:spacing w:before="183" w:line="219" w:lineRule="auto"/>
+              <w:ind w:left="539"/>
+              <w:rPr>
+                <w:rFonts w:eastAsia="宋体" w:hint="default"/>
                 <w:lang w:val="en-US" w:eastAsia="zh-CN"/>
               </w:rPr>
             </w:pPr>
@@ -662,14 +636,9 @@
       </w:tr>
       <w:tr>
         <w:tblPrEx>
-          <w:tblBorders>
-            <w:top w:val="single" w:color="000000" w:sz="4" w:space="0"/>
-            <w:left w:val="single" w:color="000000" w:sz="4" w:space="0"/>
-            <w:bottom w:val="single" w:color="000000" w:sz="4" w:space="0"/>
-            <w:right w:val="single" w:color="000000" w:sz="4" w:space="0"/>
-            <w:insideH w:val="single" w:color="000000" w:sz="4" w:space="0"/>
-            <w:insideV w:val="single" w:color="000000" w:sz="4" w:space="0"/>
-          </w:tblBorders>
+          <w:tblW w:w="9966" w:type="dxa"/>
+          <w:jc w:val="center"/>
+          <w:tblLayout w:type="fixed"/>
           <w:tblCellMar>
             <w:top w:w="0" w:type="dxa"/>
             <w:left w:w="0" w:type="dxa"/>
@@ -678,7 +647,7 @@
           </w:tblCellMar>
         </w:tblPrEx>
         <w:trPr>
-          <w:trHeight w:val="454" w:hRule="atLeast"/>
+          <w:trHeight w:val="454"/>
           <w:jc w:val="center"/>
         </w:trPr>
         <w:tc>
@@ -687,11 +656,11 @@
           </w:tcPr>
           <w:p>
             <w:pPr>
-              <w:pStyle w:val="25"/>
-              <w:spacing w:before="183" w:line="219" w:lineRule="auto"/>
-              <w:ind w:left="539"/>
-              <w:rPr>
-                <w:rFonts w:hint="default" w:eastAsia="宋体"/>
+              <w:pStyle w:val="TableText"/>
+              <w:spacing w:before="183" w:line="219" w:lineRule="auto"/>
+              <w:ind w:left="539"/>
+              <w:rPr>
+                <w:rFonts w:eastAsia="宋体" w:hint="default"/>
                 <w:lang w:val="en-US" w:eastAsia="zh-CN"/>
               </w:rPr>
             </w:pPr>
@@ -711,11 +680,11 @@
           </w:tcPr>
           <w:p>
             <w:pPr>
-              <w:pStyle w:val="25"/>
-              <w:spacing w:before="183" w:line="219" w:lineRule="auto"/>
-              <w:ind w:left="539"/>
-              <w:rPr>
-                <w:rFonts w:hint="default" w:eastAsia="宋体"/>
+              <w:pStyle w:val="TableText"/>
+              <w:spacing w:before="183" w:line="219" w:lineRule="auto"/>
+              <w:ind w:left="539"/>
+              <w:rPr>
+                <w:rFonts w:eastAsia="宋体" w:hint="default"/>
                 <w:lang w:val="en-US" w:eastAsia="zh-CN"/>
               </w:rPr>
             </w:pPr>
@@ -728,7 +697,7 @@
             </w:r>
             <w:r>
               <w:rPr>
-                <w:rFonts w:hint="eastAsia" w:eastAsia="宋体"/>
+                <w:rFonts w:eastAsia="宋体" w:hint="eastAsia"/>
                 <w:lang w:val="en-US" w:eastAsia="zh-CN"/>
               </w:rPr>
               <w:t>月起，统一支付平台每日凌晨自动对账时，频繁出现平台账单与HIS系统账单不一致的情况（异账/单边账），涉及微信、支付宝等多渠道交易，导致财务人员需每日人工干预，严重影响对账效率与准确性。</w:t>
@@ -738,14 +707,9 @@
       </w:tr>
       <w:tr>
         <w:tblPrEx>
-          <w:tblBorders>
-            <w:top w:val="single" w:color="000000" w:sz="4" w:space="0"/>
-            <w:left w:val="single" w:color="000000" w:sz="4" w:space="0"/>
-            <w:bottom w:val="single" w:color="000000" w:sz="4" w:space="0"/>
-            <w:right w:val="single" w:color="000000" w:sz="4" w:space="0"/>
-            <w:insideH w:val="single" w:color="000000" w:sz="4" w:space="0"/>
-            <w:insideV w:val="single" w:color="000000" w:sz="4" w:space="0"/>
-          </w:tblBorders>
+          <w:tblW w:w="9966" w:type="dxa"/>
+          <w:jc w:val="center"/>
+          <w:tblLayout w:type="fixed"/>
           <w:tblCellMar>
             <w:top w:w="0" w:type="dxa"/>
             <w:left w:w="0" w:type="dxa"/>
@@ -754,7 +718,7 @@
           </w:tblCellMar>
         </w:tblPrEx>
         <w:trPr>
-          <w:trHeight w:val="454" w:hRule="atLeast"/>
+          <w:trHeight w:val="454"/>
           <w:jc w:val="center"/>
         </w:trPr>
         <w:tc>
@@ -763,7 +727,7 @@
           </w:tcPr>
           <w:p>
             <w:pPr>
-              <w:pStyle w:val="25"/>
+              <w:pStyle w:val="TableText"/>
               <w:spacing w:before="183" w:line="219" w:lineRule="auto"/>
               <w:ind w:left="539"/>
               <w:rPr>
@@ -787,7 +751,7 @@
           </w:tcPr>
           <w:p>
             <w:pPr>
-              <w:pStyle w:val="25"/>
+              <w:pStyle w:val="TableText"/>
               <w:spacing w:before="183" w:line="219" w:lineRule="auto"/>
               <w:ind w:left="539"/>
               <w:rPr>
@@ -805,7 +769,7 @@
           </w:p>
           <w:p>
             <w:pPr>
-              <w:pStyle w:val="25"/>
+              <w:pStyle w:val="TableText"/>
               <w:spacing w:before="183" w:line="219" w:lineRule="auto"/>
               <w:ind w:left="539"/>
               <w:rPr>
@@ -823,11 +787,11 @@
           </w:p>
           <w:p>
             <w:pPr>
-              <w:pStyle w:val="25"/>
-              <w:spacing w:before="183" w:line="219" w:lineRule="auto"/>
-              <w:ind w:left="539"/>
-              <w:rPr>
-                <w:rFonts w:hint="default" w:eastAsia="宋体"/>
+              <w:pStyle w:val="TableText"/>
+              <w:spacing w:before="183" w:line="219" w:lineRule="auto"/>
+              <w:ind w:left="539"/>
+              <w:rPr>
+                <w:rFonts w:eastAsia="宋体" w:hint="default"/>
                 <w:lang w:val="en-US" w:eastAsia="zh-CN"/>
               </w:rPr>
             </w:pPr>
@@ -843,14 +807,9 @@
       </w:tr>
       <w:tr>
         <w:tblPrEx>
-          <w:tblBorders>
-            <w:top w:val="single" w:color="000000" w:sz="4" w:space="0"/>
-            <w:left w:val="single" w:color="000000" w:sz="4" w:space="0"/>
-            <w:bottom w:val="single" w:color="000000" w:sz="4" w:space="0"/>
-            <w:right w:val="single" w:color="000000" w:sz="4" w:space="0"/>
-            <w:insideH w:val="single" w:color="000000" w:sz="4" w:space="0"/>
-            <w:insideV w:val="single" w:color="000000" w:sz="4" w:space="0"/>
-          </w:tblBorders>
+          <w:tblW w:w="9966" w:type="dxa"/>
+          <w:jc w:val="center"/>
+          <w:tblLayout w:type="fixed"/>
           <w:tblCellMar>
             <w:top w:w="0" w:type="dxa"/>
             <w:left w:w="0" w:type="dxa"/>
@@ -859,7 +818,7 @@
           </w:tblCellMar>
         </w:tblPrEx>
         <w:trPr>
-          <w:trHeight w:val="454" w:hRule="atLeast"/>
+          <w:trHeight w:val="454"/>
           <w:jc w:val="center"/>
         </w:trPr>
         <w:tc>
@@ -868,7 +827,7 @@
           </w:tcPr>
           <w:p>
             <w:pPr>
-              <w:pStyle w:val="25"/>
+              <w:pStyle w:val="TableText"/>
               <w:spacing w:before="183" w:line="219" w:lineRule="auto"/>
               <w:ind w:left="539"/>
               <w:rPr>
@@ -892,7 +851,7 @@
           </w:tcPr>
           <w:p>
             <w:pPr>
-              <w:pStyle w:val="25"/>
+              <w:pStyle w:val="TableText"/>
               <w:spacing w:before="183" w:line="219" w:lineRule="auto"/>
               <w:ind w:left="539"/>
               <w:rPr>
@@ -912,14 +871,9 @@
       </w:tr>
       <w:tr>
         <w:tblPrEx>
-          <w:tblBorders>
-            <w:top w:val="single" w:color="000000" w:sz="4" w:space="0"/>
-            <w:left w:val="single" w:color="000000" w:sz="4" w:space="0"/>
-            <w:bottom w:val="single" w:color="000000" w:sz="4" w:space="0"/>
-            <w:right w:val="single" w:color="000000" w:sz="4" w:space="0"/>
-            <w:insideH w:val="single" w:color="000000" w:sz="4" w:space="0"/>
-            <w:insideV w:val="single" w:color="000000" w:sz="4" w:space="0"/>
-          </w:tblBorders>
+          <w:tblW w:w="9966" w:type="dxa"/>
+          <w:jc w:val="center"/>
+          <w:tblLayout w:type="fixed"/>
           <w:tblCellMar>
             <w:top w:w="0" w:type="dxa"/>
             <w:left w:w="0" w:type="dxa"/>
@@ -928,7 +882,7 @@
           </w:tblCellMar>
         </w:tblPrEx>
         <w:trPr>
-          <w:trHeight w:val="454" w:hRule="atLeast"/>
+          <w:trHeight w:val="454"/>
           <w:jc w:val="center"/>
         </w:trPr>
         <w:tc>
@@ -937,7 +891,7 @@
           </w:tcPr>
           <w:p>
             <w:pPr>
-              <w:pStyle w:val="25"/>
+              <w:pStyle w:val="TableText"/>
               <w:spacing w:before="183" w:line="219" w:lineRule="auto"/>
               <w:ind w:left="539"/>
               <w:rPr>
@@ -961,7 +915,7 @@
           </w:tcPr>
           <w:p>
             <w:pPr>
-              <w:pStyle w:val="25"/>
+              <w:pStyle w:val="TableText"/>
               <w:spacing w:before="183" w:line="219" w:lineRule="auto"/>
               <w:ind w:left="539"/>
               <w:rPr>
@@ -981,14 +935,9 @@
       </w:tr>
       <w:tr>
         <w:tblPrEx>
-          <w:tblBorders>
-            <w:top w:val="single" w:color="000000" w:sz="4" w:space="0"/>
-            <w:left w:val="single" w:color="000000" w:sz="4" w:space="0"/>
-            <w:bottom w:val="single" w:color="000000" w:sz="4" w:space="0"/>
-            <w:right w:val="single" w:color="000000" w:sz="4" w:space="0"/>
-            <w:insideH w:val="single" w:color="000000" w:sz="4" w:space="0"/>
-            <w:insideV w:val="single" w:color="000000" w:sz="4" w:space="0"/>
-          </w:tblBorders>
+          <w:tblW w:w="9966" w:type="dxa"/>
+          <w:jc w:val="center"/>
+          <w:tblLayout w:type="fixed"/>
           <w:tblCellMar>
             <w:top w:w="0" w:type="dxa"/>
             <w:left w:w="0" w:type="dxa"/>
@@ -997,7 +946,7 @@
           </w:tblCellMar>
         </w:tblPrEx>
         <w:trPr>
-          <w:trHeight w:val="454" w:hRule="atLeast"/>
+          <w:trHeight w:val="454"/>
           <w:jc w:val="center"/>
         </w:trPr>
         <w:tc>
@@ -1006,7 +955,7 @@
           </w:tcPr>
           <w:p>
             <w:pPr>
-              <w:pStyle w:val="25"/>
+              <w:pStyle w:val="TableText"/>
               <w:spacing w:before="183" w:line="219" w:lineRule="auto"/>
               <w:ind w:left="539"/>
               <w:rPr>
@@ -1030,7 +979,7 @@
           </w:tcPr>
           <w:p>
             <w:pPr>
-              <w:pStyle w:val="25"/>
+              <w:pStyle w:val="TableText"/>
               <w:spacing w:before="183" w:line="219" w:lineRule="auto"/>
               <w:ind w:left="539"/>
               <w:rPr>
@@ -1050,14 +999,9 @@
       </w:tr>
       <w:tr>
         <w:tblPrEx>
-          <w:tblBorders>
-            <w:top w:val="single" w:color="000000" w:sz="4" w:space="0"/>
-            <w:left w:val="single" w:color="000000" w:sz="4" w:space="0"/>
-            <w:bottom w:val="single" w:color="000000" w:sz="4" w:space="0"/>
-            <w:right w:val="single" w:color="000000" w:sz="4" w:space="0"/>
-            <w:insideH w:val="single" w:color="000000" w:sz="4" w:space="0"/>
-            <w:insideV w:val="single" w:color="000000" w:sz="4" w:space="0"/>
-          </w:tblBorders>
+          <w:tblW w:w="9966" w:type="dxa"/>
+          <w:jc w:val="center"/>
+          <w:tblLayout w:type="fixed"/>
           <w:tblCellMar>
             <w:top w:w="0" w:type="dxa"/>
             <w:left w:w="0" w:type="dxa"/>
@@ -1066,7 +1010,7 @@
           </w:tblCellMar>
         </w:tblPrEx>
         <w:trPr>
-          <w:trHeight w:val="454" w:hRule="atLeast"/>
+          <w:trHeight w:val="454"/>
           <w:jc w:val="center"/>
         </w:trPr>
         <w:tc>
@@ -1075,7 +1019,7 @@
           </w:tcPr>
           <w:p>
             <w:pPr>
-              <w:pStyle w:val="25"/>
+              <w:pStyle w:val="TableText"/>
               <w:spacing w:before="183" w:line="219" w:lineRule="auto"/>
               <w:ind w:left="539"/>
               <w:rPr>
@@ -1099,7 +1043,7 @@
           </w:tcPr>
           <w:p>
             <w:pPr>
-              <w:pStyle w:val="25"/>
+              <w:pStyle w:val="TableText"/>
               <w:spacing w:before="183" w:line="219" w:lineRule="auto"/>
               <w:ind w:left="539"/>
               <w:rPr>
@@ -1119,14 +1063,9 @@
       </w:tr>
       <w:tr>
         <w:tblPrEx>
-          <w:tblBorders>
-            <w:top w:val="single" w:color="000000" w:sz="4" w:space="0"/>
-            <w:left w:val="single" w:color="000000" w:sz="4" w:space="0"/>
-            <w:bottom w:val="single" w:color="000000" w:sz="4" w:space="0"/>
-            <w:right w:val="single" w:color="000000" w:sz="4" w:space="0"/>
-            <w:insideH w:val="single" w:color="000000" w:sz="4" w:space="0"/>
-            <w:insideV w:val="single" w:color="000000" w:sz="4" w:space="0"/>
-          </w:tblBorders>
+          <w:tblW w:w="9966" w:type="dxa"/>
+          <w:jc w:val="center"/>
+          <w:tblLayout w:type="fixed"/>
           <w:tblCellMar>
             <w:top w:w="0" w:type="dxa"/>
             <w:left w:w="0" w:type="dxa"/>
@@ -1135,7 +1074,7 @@
           </w:tblCellMar>
         </w:tblPrEx>
         <w:trPr>
-          <w:trHeight w:val="454" w:hRule="atLeast"/>
+          <w:trHeight w:val="454"/>
           <w:jc w:val="center"/>
         </w:trPr>
         <w:tc>
@@ -1144,7 +1083,7 @@
           </w:tcPr>
           <w:p>
             <w:pPr>
-              <w:pStyle w:val="25"/>
+              <w:pStyle w:val="TableText"/>
               <w:spacing w:before="183" w:line="219" w:lineRule="auto"/>
               <w:ind w:left="539"/>
               <w:rPr>
@@ -1168,7 +1107,7 @@
           </w:tcPr>
           <w:p>
             <w:pPr>
-              <w:pStyle w:val="25"/>
+              <w:pStyle w:val="TableText"/>
               <w:spacing w:before="183" w:line="219" w:lineRule="auto"/>
               <w:ind w:left="539"/>
               <w:rPr>
@@ -1188,7 +1127,7 @@
                 <w:rFonts w:hint="default"/>
                 <w:lang w:val="en-US" w:eastAsia="zh-CN"/>
               </w:rPr>
-              <w:br w:type="textWrapping"/>
+              <w:br/>
             </w:r>
             <w:r>
               <w:rPr>
@@ -1216,7 +1155,7 @@
                 <w:rFonts w:hint="default"/>
                 <w:lang w:val="en-US" w:eastAsia="zh-CN"/>
               </w:rPr>
-              <w:br w:type="textWrapping"/>
+              <w:br/>
             </w:r>
             <w:r>
               <w:rPr>
@@ -1244,7 +1183,7 @@
                 <w:rFonts w:hint="default"/>
                 <w:lang w:val="en-US" w:eastAsia="zh-CN"/>
               </w:rPr>
-              <w:br w:type="textWrapping"/>
+              <w:br/>
             </w:r>
             <w:r>
               <w:rPr>
@@ -1272,14 +1211,9 @@
       </w:tr>
       <w:tr>
         <w:tblPrEx>
-          <w:tblBorders>
-            <w:top w:val="single" w:color="000000" w:sz="4" w:space="0"/>
-            <w:left w:val="single" w:color="000000" w:sz="4" w:space="0"/>
-            <w:bottom w:val="single" w:color="000000" w:sz="4" w:space="0"/>
-            <w:right w:val="single" w:color="000000" w:sz="4" w:space="0"/>
-            <w:insideH w:val="single" w:color="000000" w:sz="4" w:space="0"/>
-            <w:insideV w:val="single" w:color="000000" w:sz="4" w:space="0"/>
-          </w:tblBorders>
+          <w:tblW w:w="9966" w:type="dxa"/>
+          <w:jc w:val="center"/>
+          <w:tblLayout w:type="fixed"/>
           <w:tblCellMar>
             <w:top w:w="0" w:type="dxa"/>
             <w:left w:w="0" w:type="dxa"/>
@@ -1288,7 +1222,7 @@
           </w:tblCellMar>
         </w:tblPrEx>
         <w:trPr>
-          <w:trHeight w:val="454" w:hRule="atLeast"/>
+          <w:trHeight w:val="454"/>
           <w:jc w:val="center"/>
         </w:trPr>
         <w:tc>
@@ -1297,7 +1231,7 @@
           </w:tcPr>
           <w:p>
             <w:pPr>
-              <w:pStyle w:val="25"/>
+              <w:pStyle w:val="TableText"/>
               <w:spacing w:before="183" w:line="219" w:lineRule="auto"/>
               <w:ind w:left="539"/>
               <w:rPr>
@@ -1321,7 +1255,7 @@
           </w:tcPr>
           <w:p>
             <w:pPr>
-              <w:pStyle w:val="25"/>
+              <w:pStyle w:val="TableText"/>
               <w:spacing w:before="183" w:line="219" w:lineRule="auto"/>
               <w:ind w:left="539"/>
               <w:rPr>
@@ -1341,14 +1275,9 @@
       </w:tr>
       <w:tr>
         <w:tblPrEx>
-          <w:tblBorders>
-            <w:top w:val="single" w:color="000000" w:sz="4" w:space="0"/>
-            <w:left w:val="single" w:color="000000" w:sz="4" w:space="0"/>
-            <w:bottom w:val="single" w:color="000000" w:sz="4" w:space="0"/>
-            <w:right w:val="single" w:color="000000" w:sz="4" w:space="0"/>
-            <w:insideH w:val="single" w:color="000000" w:sz="4" w:space="0"/>
-            <w:insideV w:val="single" w:color="000000" w:sz="4" w:space="0"/>
-          </w:tblBorders>
+          <w:tblW w:w="9966" w:type="dxa"/>
+          <w:jc w:val="center"/>
+          <w:tblLayout w:type="fixed"/>
           <w:tblCellMar>
             <w:top w:w="0" w:type="dxa"/>
             <w:left w:w="0" w:type="dxa"/>
@@ -1357,7 +1286,7 @@
           </w:tblCellMar>
         </w:tblPrEx>
         <w:trPr>
-          <w:trHeight w:val="454" w:hRule="atLeast"/>
+          <w:trHeight w:val="454"/>
           <w:jc w:val="center"/>
         </w:trPr>
         <w:tc>
@@ -1366,7 +1295,7 @@
           </w:tcPr>
           <w:p>
             <w:pPr>
-              <w:pStyle w:val="25"/>
+              <w:pStyle w:val="TableText"/>
               <w:spacing w:before="183" w:line="219" w:lineRule="auto"/>
               <w:ind w:left="539"/>
               <w:rPr>
@@ -1390,7 +1319,7 @@
           </w:tcPr>
           <w:p>
             <w:pPr>
-              <w:pStyle w:val="25"/>
+              <w:pStyle w:val="TableText"/>
               <w:spacing w:before="183" w:line="219" w:lineRule="auto"/>
               <w:ind w:left="539"/>
               <w:rPr>
@@ -1418,74 +1347,24 @@
       </w:pPr>
     </w:p>
     <w:sectPr>
-      <w:headerReference r:id="rId5" w:type="default"/>
-      <w:footerReference r:id="rId6" w:type="default"/>
+      <w:headerReference w:type="default" r:id="rId4"/>
+      <w:footerReference w:type="default" r:id="rId5"/>
       <w:pgSz w:w="11906" w:h="16838"/>
       <w:pgMar w:top="1" w:right="1079" w:bottom="1210" w:left="1785" w:header="0" w:footer="993" w:gutter="0"/>
-      <w:cols w:space="720" w:num="1"/>
+      <w:cols w:num="1" w:space="720"/>
     </w:sectPr>
   </w:body>
 </w:document>
 </file>
 
-<file path=word/endnotes.xml><?xml version="1.0" encoding="utf-8"?>
-<w:endnotes xmlns:wpc="http://schemas.microsoft.com/office/word/2010/wordprocessingCanvas" xmlns:mc="http://schemas.openxmlformats.org/markup-compatibility/2006" xmlns:o="urn:schemas-microsoft-com:office:office" xmlns:r="http://schemas.openxmlformats.org/officeDocument/2006/relationships" xmlns:m="http://schemas.openxmlformats.org/officeDocument/2006/math" xmlns:v="urn:schemas-microsoft-com:vml" xmlns:wp14="http://schemas.microsoft.com/office/word/2010/wordprocessingDrawing" xmlns:wp="http://schemas.openxmlformats.org/drawingml/2006/wordprocessingDrawing" xmlns:w="http://schemas.openxmlformats.org/wordprocessingml/2006/main" xmlns:w14="http://schemas.microsoft.com/office/word/2010/wordml" xmlns:w15="http://schemas.microsoft.com/office/word/2012/wordml" xmlns:w10="urn:schemas-microsoft-com:office:word" xmlns:wpg="http://schemas.microsoft.com/office/word/2010/wordprocessingGroup" xmlns:wpi="http://schemas.microsoft.com/office/word/2010/wordprocessingInk" xmlns:wne="http://schemas.microsoft.com/office/word/2006/wordml" xmlns:wps="http://schemas.microsoft.com/office/word/2010/wordprocessingShape" xmlns:wpsCustomData="http://www.wps.cn/officeDocument/2013/wpsCustomData" mc:Ignorable="w14 w15 wp14">
-  <w:endnote w:type="separator" w:id="0">
-    <w:p>
-      <w:pPr>
-        <w:spacing w:line="240" w:lineRule="auto"/>
-      </w:pPr>
-      <w:r>
-        <w:separator/>
-      </w:r>
-    </w:p>
-  </w:endnote>
-  <w:endnote w:type="continuationSeparator" w:id="1">
-    <w:p>
-      <w:pPr>
-        <w:spacing w:line="240" w:lineRule="auto"/>
-      </w:pPr>
-      <w:r>
-        <w:continuationSeparator/>
-      </w:r>
-    </w:p>
-  </w:endnote>
-</w:endnotes>
-</file>
-
 <file path=word/footer1.xml><?xml version="1.0" encoding="utf-8"?>
-<w:ftr xmlns:wpc="http://schemas.microsoft.com/office/word/2010/wordprocessingCanvas" xmlns:mc="http://schemas.openxmlformats.org/markup-compatibility/2006" xmlns:o="urn:schemas-microsoft-com:office:office" xmlns:r="http://schemas.openxmlformats.org/officeDocument/2006/relationships" xmlns:m="http://schemas.openxmlformats.org/officeDocument/2006/math" xmlns:v="urn:schemas-microsoft-com:vml" xmlns:wp14="http://schemas.microsoft.com/office/word/2010/wordprocessingDrawing" xmlns:wp="http://schemas.openxmlformats.org/drawingml/2006/wordprocessingDrawing" xmlns:w10="urn:schemas-microsoft-com:office:word" xmlns:w="http://schemas.openxmlformats.org/wordprocessingml/2006/main" xmlns:w14="http://schemas.microsoft.com/office/word/2010/wordml" xmlns:w15="http://schemas.microsoft.com/office/word/2012/wordml" xmlns:wpg="http://schemas.microsoft.com/office/word/2010/wordprocessingGroup" xmlns:wpi="http://schemas.microsoft.com/office/word/2010/wordprocessingInk" xmlns:wne="http://schemas.microsoft.com/office/word/2006/wordml" xmlns:wps="http://schemas.microsoft.com/office/word/2010/wordprocessingShape" xmlns:wpsCustomData="http://www.wps.cn/officeDocument/2013/wpsCustomData" mc:Ignorable="w14 w15 wp14">
+<w:ftr xmlns:wpc="http://schemas.microsoft.com/office/word/2010/wordprocessingCanvas" xmlns:mc="http://schemas.openxmlformats.org/markup-compatibility/2006" xmlns:o="urn:schemas-microsoft-com:office:office" xmlns:r="http://schemas.openxmlformats.org/officeDocument/2006/relationships" xmlns:m="http://schemas.openxmlformats.org/officeDocument/2006/math" xmlns:v="urn:schemas-microsoft-com:vml" xmlns:wp14="http://schemas.microsoft.com/office/word/2010/wordprocessingDrawing" xmlns:wp="http://schemas.openxmlformats.org/drawingml/2006/wordprocessingDrawing" xmlns:w10="urn:schemas-microsoft-com:office:word" xmlns:w="http://schemas.openxmlformats.org/wordprocessingml/2006/main" xmlns:w14="http://schemas.microsoft.com/office/word/2010/wordml" xmlns:w15="http://schemas.microsoft.com/office/word/2012/wordml" xmlns:wne="http://schemas.microsoft.com/office/word/2006/wordml" xmlns:wpg="http://schemas.microsoft.com/office/word/2010/wordprocessingGroup" xmlns:wpi="http://schemas.microsoft.com/office/word/2010/wordprocessingInk" xmlns:wps="http://schemas.microsoft.com/office/word/2010/wordprocessingShape" mc:Ignorable="w14 w15 wp14">
   <w:p/>
 </w:ftr>
 </file>
 
-<file path=word/footnotes.xml><?xml version="1.0" encoding="utf-8"?>
-<w:footnotes xmlns:wpc="http://schemas.microsoft.com/office/word/2010/wordprocessingCanvas" xmlns:mc="http://schemas.openxmlformats.org/markup-compatibility/2006" xmlns:o="urn:schemas-microsoft-com:office:office" xmlns:r="http://schemas.openxmlformats.org/officeDocument/2006/relationships" xmlns:m="http://schemas.openxmlformats.org/officeDocument/2006/math" xmlns:v="urn:schemas-microsoft-com:vml" xmlns:wp14="http://schemas.microsoft.com/office/word/2010/wordprocessingDrawing" xmlns:wp="http://schemas.openxmlformats.org/drawingml/2006/wordprocessingDrawing" xmlns:w="http://schemas.openxmlformats.org/wordprocessingml/2006/main" xmlns:w14="http://schemas.microsoft.com/office/word/2010/wordml" xmlns:w15="http://schemas.microsoft.com/office/word/2012/wordml" xmlns:w10="urn:schemas-microsoft-com:office:word" xmlns:wpg="http://schemas.microsoft.com/office/word/2010/wordprocessingGroup" xmlns:wpi="http://schemas.microsoft.com/office/word/2010/wordprocessingInk" xmlns:wne="http://schemas.microsoft.com/office/word/2006/wordml" xmlns:wps="http://schemas.microsoft.com/office/word/2010/wordprocessingShape" xmlns:wpsCustomData="http://www.wps.cn/officeDocument/2013/wpsCustomData" mc:Ignorable="w14 w15 wp14">
-  <w:footnote w:type="separator" w:id="0">
-    <w:p>
-      <w:pPr>
-        <w:spacing w:line="360" w:lineRule="auto"/>
-      </w:pPr>
-      <w:r>
-        <w:separator/>
-      </w:r>
-    </w:p>
-  </w:footnote>
-  <w:footnote w:type="continuationSeparator" w:id="1">
-    <w:p>
-      <w:pPr>
-        <w:spacing w:line="360" w:lineRule="auto"/>
-      </w:pPr>
-      <w:r>
-        <w:continuationSeparator/>
-      </w:r>
-    </w:p>
-  </w:footnote>
-</w:footnotes>
-</file>
-
 <file path=word/header1.xml><?xml version="1.0" encoding="utf-8"?>
-<w:hdr xmlns:wpc="http://schemas.microsoft.com/office/word/2010/wordprocessingCanvas" xmlns:mc="http://schemas.openxmlformats.org/markup-compatibility/2006" xmlns:o="urn:schemas-microsoft-com:office:office" xmlns:r="http://schemas.openxmlformats.org/officeDocument/2006/relationships" xmlns:m="http://schemas.openxmlformats.org/officeDocument/2006/math" xmlns:v="urn:schemas-microsoft-com:vml" xmlns:wp14="http://schemas.microsoft.com/office/word/2010/wordprocessingDrawing" xmlns:wp="http://schemas.openxmlformats.org/drawingml/2006/wordprocessingDrawing" xmlns:w10="urn:schemas-microsoft-com:office:word" xmlns:w="http://schemas.openxmlformats.org/wordprocessingml/2006/main" xmlns:w14="http://schemas.microsoft.com/office/word/2010/wordml" xmlns:w15="http://schemas.microsoft.com/office/word/2012/wordml" xmlns:wpg="http://schemas.microsoft.com/office/word/2010/wordprocessingGroup" xmlns:wpi="http://schemas.microsoft.com/office/word/2010/wordprocessingInk" xmlns:wne="http://schemas.microsoft.com/office/word/2006/wordml" xmlns:wps="http://schemas.microsoft.com/office/word/2010/wordprocessingShape" xmlns:wpsCustomData="http://www.wps.cn/officeDocument/2013/wpsCustomData" mc:Ignorable="w14 w15 wp14">
+<w:hdr xmlns:wpc="http://schemas.microsoft.com/office/word/2010/wordprocessingCanvas" xmlns:mc="http://schemas.openxmlformats.org/markup-compatibility/2006" xmlns:o="urn:schemas-microsoft-com:office:office" xmlns:r="http://schemas.openxmlformats.org/officeDocument/2006/relationships" xmlns:m="http://schemas.openxmlformats.org/officeDocument/2006/math" xmlns:v="urn:schemas-microsoft-com:vml" xmlns:wp14="http://schemas.microsoft.com/office/word/2010/wordprocessingDrawing" xmlns:wp="http://schemas.openxmlformats.org/drawingml/2006/wordprocessingDrawing" xmlns:w10="urn:schemas-microsoft-com:office:word" xmlns:w="http://schemas.openxmlformats.org/wordprocessingml/2006/main" xmlns:w14="http://schemas.microsoft.com/office/word/2010/wordml" xmlns:w15="http://schemas.microsoft.com/office/word/2012/wordml" xmlns:wne="http://schemas.microsoft.com/office/word/2006/wordml" xmlns:wpg="http://schemas.microsoft.com/office/word/2010/wordprocessingGroup" xmlns:wpi="http://schemas.microsoft.com/office/word/2010/wordprocessingInk" xmlns:wps="http://schemas.microsoft.com/office/word/2010/wordprocessingShape" mc:Ignorable="w14 w15 wp14">
   <w:p>
     <w:pPr>
       <w:spacing w:line="14" w:lineRule="auto"/>
@@ -1499,15 +1378,15 @@
 </file>
 
 <file path=word/numbering.xml><?xml version="1.0" encoding="utf-8"?>
-<w:numbering xmlns:wpc="http://schemas.microsoft.com/office/word/2010/wordprocessingCanvas" xmlns:mc="http://schemas.openxmlformats.org/markup-compatibility/2006" xmlns:o="urn:schemas-microsoft-com:office:office" xmlns:r="http://schemas.openxmlformats.org/officeDocument/2006/relationships" xmlns:m="http://schemas.openxmlformats.org/officeDocument/2006/math" xmlns:v="urn:schemas-microsoft-com:vml" xmlns:wp14="http://schemas.microsoft.com/office/word/2010/wordprocessingDrawing" xmlns:wp="http://schemas.openxmlformats.org/drawingml/2006/wordprocessingDrawing" xmlns:w10="urn:schemas-microsoft-com:office:word" xmlns:w="http://schemas.openxmlformats.org/wordprocessingml/2006/main" xmlns:w14="http://schemas.microsoft.com/office/word/2010/wordml" xmlns:wpg="http://schemas.microsoft.com/office/word/2010/wordprocessingGroup" xmlns:wpi="http://schemas.microsoft.com/office/word/2010/wordprocessingInk" xmlns:wne="http://schemas.microsoft.com/office/word/2006/wordml" xmlns:wps="http://schemas.microsoft.com/office/word/2010/wordprocessingShape" xmlns:wpsCustomData="http://www.wps.cn/officeDocument/2013/wpsCustomData" mc:Ignorable="w14 wp14">
+<w:numbering xmlns:wpc="http://schemas.microsoft.com/office/word/2010/wordprocessingCanvas" xmlns:mc="http://schemas.openxmlformats.org/markup-compatibility/2006" xmlns:o="urn:schemas-microsoft-com:office:office" xmlns:r="http://schemas.openxmlformats.org/officeDocument/2006/relationships" xmlns:m="http://schemas.openxmlformats.org/officeDocument/2006/math" xmlns:v="urn:schemas-microsoft-com:vml" xmlns:wp14="http://schemas.microsoft.com/office/word/2010/wordprocessingDrawing" xmlns:wp="http://schemas.openxmlformats.org/drawingml/2006/wordprocessingDrawing" xmlns:w10="urn:schemas-microsoft-com:office:word" xmlns:w="http://schemas.openxmlformats.org/wordprocessingml/2006/main" xmlns:w14="http://schemas.microsoft.com/office/word/2010/wordml" xmlns:w15="http://schemas.microsoft.com/office/word/2012/wordml" xmlns:wne="http://schemas.microsoft.com/office/word/2006/wordml" xmlns:wpg="http://schemas.microsoft.com/office/word/2010/wordprocessingGroup" xmlns:wpi="http://schemas.microsoft.com/office/word/2010/wordprocessingInk" xmlns:wps="http://schemas.microsoft.com/office/word/2010/wordprocessingShape" mc:Ignorable="w14 w15 wp14">
   <w:abstractNum w:abstractNumId="0">
     <w:nsid w:val="8E964DCE"/>
     <w:multiLevelType w:val="multilevel"/>
     <w:tmpl w:val="8E964DCE"/>
-    <w:lvl w:ilvl="0" w:tentative="0">
+    <w:lvl w:ilvl="0">
       <w:start w:val="1"/>
       <w:numFmt w:val="decimal"/>
-      <w:pStyle w:val="2"/>
+      <w:pStyle w:val="Heading1"/>
       <w:lvlText w:val="%1."/>
       <w:lvlJc w:val="left"/>
       <w:pPr>
@@ -1517,10 +1396,10 @@
         <w:rFonts w:hint="default"/>
       </w:rPr>
     </w:lvl>
-    <w:lvl w:ilvl="1" w:tentative="0">
+    <w:lvl w:ilvl="1">
       <w:start w:val="1"/>
       <w:numFmt w:val="decimal"/>
-      <w:pStyle w:val="3"/>
+      <w:pStyle w:val="Heading2"/>
       <w:lvlText w:val="%1.%2."/>
       <w:lvlJc w:val="left"/>
       <w:pPr>
@@ -1530,10 +1409,10 @@
         <w:rFonts w:hint="default"/>
       </w:rPr>
     </w:lvl>
-    <w:lvl w:ilvl="2" w:tentative="0">
+    <w:lvl w:ilvl="2">
       <w:start w:val="1"/>
       <w:numFmt w:val="decimal"/>
-      <w:pStyle w:val="4"/>
+      <w:pStyle w:val="Heading3"/>
       <w:lvlText w:val="%1.%2.%3."/>
       <w:lvlJc w:val="left"/>
       <w:pPr>
@@ -1543,10 +1422,10 @@
         <w:rFonts w:hint="default"/>
       </w:rPr>
     </w:lvl>
-    <w:lvl w:ilvl="3" w:tentative="0">
+    <w:lvl w:ilvl="3">
       <w:start w:val="1"/>
       <w:numFmt w:val="decimal"/>
-      <w:pStyle w:val="5"/>
+      <w:pStyle w:val="Heading4"/>
       <w:lvlText w:val="%1.%2.%3.%4."/>
       <w:lvlJc w:val="left"/>
       <w:pPr>
@@ -1556,10 +1435,10 @@
         <w:rFonts w:hint="default"/>
       </w:rPr>
     </w:lvl>
-    <w:lvl w:ilvl="4" w:tentative="0">
+    <w:lvl w:ilvl="4">
       <w:start w:val="1"/>
       <w:numFmt w:val="decimal"/>
-      <w:pStyle w:val="6"/>
+      <w:pStyle w:val="Heading5"/>
       <w:lvlText w:val="%1.%2.%3.%4.%5."/>
       <w:lvlJc w:val="left"/>
       <w:pPr>
@@ -1569,10 +1448,10 @@
         <w:rFonts w:hint="default"/>
       </w:rPr>
     </w:lvl>
-    <w:lvl w:ilvl="5" w:tentative="0">
+    <w:lvl w:ilvl="5">
       <w:start w:val="1"/>
       <w:numFmt w:val="decimal"/>
-      <w:pStyle w:val="7"/>
+      <w:pStyle w:val="Heading6"/>
       <w:lvlText w:val="%1.%2.%3.%4.%5.%6."/>
       <w:lvlJc w:val="left"/>
       <w:pPr>
@@ -1582,10 +1461,10 @@
         <w:rFonts w:hint="default"/>
       </w:rPr>
     </w:lvl>
-    <w:lvl w:ilvl="6" w:tentative="0">
+    <w:lvl w:ilvl="6">
       <w:start w:val="1"/>
       <w:numFmt w:val="decimal"/>
-      <w:pStyle w:val="8"/>
+      <w:pStyle w:val="Heading7"/>
       <w:lvlText w:val="%1.%2.%3.%4.%5.%6.%7."/>
       <w:lvlJc w:val="left"/>
       <w:pPr>
@@ -1595,10 +1474,10 @@
         <w:rFonts w:hint="default"/>
       </w:rPr>
     </w:lvl>
-    <w:lvl w:ilvl="7" w:tentative="0">
+    <w:lvl w:ilvl="7">
       <w:start w:val="1"/>
       <w:numFmt w:val="decimal"/>
-      <w:pStyle w:val="9"/>
+      <w:pStyle w:val="Heading8"/>
       <w:lvlText w:val="%1.%2.%3.%4.%5.%6.%7.%8."/>
       <w:lvlJc w:val="left"/>
       <w:pPr>
@@ -1608,10 +1487,10 @@
         <w:rFonts w:hint="default"/>
       </w:rPr>
     </w:lvl>
-    <w:lvl w:ilvl="8" w:tentative="0">
+    <w:lvl w:ilvl="8">
       <w:start w:val="1"/>
       <w:numFmt w:val="decimal"/>
-      <w:pStyle w:val="10"/>
+      <w:pStyle w:val="Heading9"/>
       <w:lvlText w:val="%1.%2.%3.%4.%5.%6.%7.%8.%9."/>
       <w:lvlJc w:val="left"/>
       <w:pPr>
@@ -1629,269 +1508,267 @@
 </file>
 
 <file path=word/styles.xml><?xml version="1.0" encoding="utf-8"?>
-<w:styles xmlns:mc="http://schemas.openxmlformats.org/markup-compatibility/2006" xmlns:o="urn:schemas-microsoft-com:office:office" xmlns:r="http://schemas.openxmlformats.org/officeDocument/2006/relationships" xmlns:m="http://schemas.openxmlformats.org/officeDocument/2006/math" xmlns:v="urn:schemas-microsoft-com:vml" xmlns:w="http://schemas.openxmlformats.org/wordprocessingml/2006/main" xmlns:w14="http://schemas.microsoft.com/office/word/2010/wordml" xmlns:w10="urn:schemas-microsoft-com:office:word" xmlns:sl="http://schemas.openxmlformats.org/schemaLibrary/2006/main" xmlns:wpsCustomData="http://www.wps.cn/officeDocument/2013/wpsCustomData" mc:Ignorable="w14">
+<w:styles xmlns:mc="http://schemas.openxmlformats.org/markup-compatibility/2006" xmlns:r="http://schemas.openxmlformats.org/officeDocument/2006/relationships" xmlns:w="http://schemas.openxmlformats.org/wordprocessingml/2006/main" xmlns:w14="http://schemas.microsoft.com/office/word/2010/wordml" xmlns:w15="http://schemas.microsoft.com/office/word/2012/wordml" mc:Ignorable="w14 w15">
   <w:docDefaults>
     <w:rPrDefault>
       <w:rPr>
-        <w:rFonts w:ascii="Times New Roman" w:hAnsi="Times New Roman" w:eastAsia="宋体" w:cs="Times New Roman"/>
+        <w:rFonts w:ascii="Times New Roman" w:eastAsia="宋体" w:hAnsi="Times New Roman" w:cs="Times New Roman"/>
       </w:rPr>
     </w:rPrDefault>
     <w:pPrDefault/>
   </w:docDefaults>
-  <w:latentStyles w:count="260" w:defQFormat="0" w:defUnhideWhenUsed="1" w:defSemiHidden="1" w:defUIPriority="99" w:defLockedState="0">
-    <w:lsdException w:qFormat="1" w:unhideWhenUsed="0" w:uiPriority="0" w:semiHidden="0" w:name="Normal"/>
-    <w:lsdException w:qFormat="1" w:unhideWhenUsed="0" w:uiPriority="0" w:semiHidden="0" w:name="heading 1"/>
-    <w:lsdException w:qFormat="1" w:uiPriority="0" w:semiHidden="0" w:name="heading 2"/>
-    <w:lsdException w:qFormat="1" w:uiPriority="0" w:name="heading 3"/>
-    <w:lsdException w:qFormat="1" w:uiPriority="0" w:semiHidden="0" w:name="heading 4"/>
-    <w:lsdException w:qFormat="1" w:uiPriority="0" w:name="heading 5"/>
-    <w:lsdException w:qFormat="1" w:uiPriority="0" w:name="heading 6"/>
-    <w:lsdException w:qFormat="1" w:uiPriority="0" w:name="heading 7"/>
-    <w:lsdException w:qFormat="1" w:uiPriority="0" w:name="heading 8"/>
-    <w:lsdException w:qFormat="1" w:uiPriority="0" w:name="heading 9"/>
-    <w:lsdException w:unhideWhenUsed="0" w:uiPriority="0" w:semiHidden="0" w:name="index 1"/>
-    <w:lsdException w:unhideWhenUsed="0" w:uiPriority="0" w:semiHidden="0" w:name="index 2"/>
-    <w:lsdException w:unhideWhenUsed="0" w:uiPriority="0" w:semiHidden="0" w:name="index 3"/>
-    <w:lsdException w:unhideWhenUsed="0" w:uiPriority="0" w:semiHidden="0" w:name="index 4"/>
-    <w:lsdException w:unhideWhenUsed="0" w:uiPriority="0" w:semiHidden="0" w:name="index 5"/>
-    <w:lsdException w:unhideWhenUsed="0" w:uiPriority="0" w:semiHidden="0" w:name="index 6"/>
-    <w:lsdException w:unhideWhenUsed="0" w:uiPriority="0" w:semiHidden="0" w:name="index 7"/>
-    <w:lsdException w:unhideWhenUsed="0" w:uiPriority="0" w:semiHidden="0" w:name="index 8"/>
-    <w:lsdException w:unhideWhenUsed="0" w:uiPriority="0" w:semiHidden="0" w:name="index 9"/>
-    <w:lsdException w:qFormat="1" w:unhideWhenUsed="0" w:uiPriority="0" w:semiHidden="0" w:name="toc 1"/>
-    <w:lsdException w:qFormat="1" w:unhideWhenUsed="0" w:uiPriority="0" w:semiHidden="0" w:name="toc 2"/>
-    <w:lsdException w:qFormat="1" w:unhideWhenUsed="0" w:uiPriority="0" w:semiHidden="0" w:name="toc 3"/>
-    <w:lsdException w:unhideWhenUsed="0" w:uiPriority="0" w:semiHidden="0" w:name="toc 4"/>
-    <w:lsdException w:unhideWhenUsed="0" w:uiPriority="0" w:semiHidden="0" w:name="toc 5"/>
-    <w:lsdException w:unhideWhenUsed="0" w:uiPriority="0" w:semiHidden="0" w:name="toc 6"/>
-    <w:lsdException w:unhideWhenUsed="0" w:uiPriority="0" w:semiHidden="0" w:name="toc 7"/>
-    <w:lsdException w:unhideWhenUsed="0" w:uiPriority="0" w:semiHidden="0" w:name="toc 8"/>
-    <w:lsdException w:unhideWhenUsed="0" w:uiPriority="0" w:semiHidden="0" w:name="toc 9"/>
-    <w:lsdException w:unhideWhenUsed="0" w:uiPriority="0" w:semiHidden="0" w:name="Normal Indent"/>
-    <w:lsdException w:unhideWhenUsed="0" w:uiPriority="0" w:semiHidden="0" w:name="footnote text"/>
-    <w:lsdException w:qFormat="1" w:unhideWhenUsed="0" w:uiPriority="0" w:semiHidden="0" w:name="annotation text"/>
-    <w:lsdException w:qFormat="1" w:unhideWhenUsed="0" w:uiPriority="0" w:semiHidden="0" w:name="header"/>
-    <w:lsdException w:qFormat="1" w:unhideWhenUsed="0" w:uiPriority="0" w:semiHidden="0" w:name="footer"/>
-    <w:lsdException w:unhideWhenUsed="0" w:uiPriority="0" w:semiHidden="0" w:name="index heading"/>
-    <w:lsdException w:qFormat="1" w:uiPriority="0" w:name="caption"/>
-    <w:lsdException w:unhideWhenUsed="0" w:uiPriority="0" w:semiHidden="0" w:name="table of figures"/>
-    <w:lsdException w:unhideWhenUsed="0" w:uiPriority="0" w:semiHidden="0" w:name="envelope address"/>
-    <w:lsdException w:unhideWhenUsed="0" w:uiPriority="0" w:semiHidden="0" w:name="envelope return"/>
-    <w:lsdException w:unhideWhenUsed="0" w:uiPriority="0" w:semiHidden="0" w:name="footnote reference"/>
-    <w:lsdException w:unhideWhenUsed="0" w:uiPriority="0" w:semiHidden="0" w:name="annotation reference"/>
-    <w:lsdException w:unhideWhenUsed="0" w:uiPriority="0" w:semiHidden="0" w:name="line number"/>
-    <w:lsdException w:unhideWhenUsed="0" w:uiPriority="0" w:semiHidden="0" w:name="page number"/>
-    <w:lsdException w:unhideWhenUsed="0" w:uiPriority="0" w:semiHidden="0" w:name="endnote reference"/>
-    <w:lsdException w:unhideWhenUsed="0" w:uiPriority="0" w:semiHidden="0" w:name="endnote text"/>
-    <w:lsdException w:unhideWhenUsed="0" w:uiPriority="0" w:semiHidden="0" w:name="table of authorities"/>
-    <w:lsdException w:unhideWhenUsed="0" w:uiPriority="0" w:semiHidden="0" w:name="macro"/>
-    <w:lsdException w:unhideWhenUsed="0" w:uiPriority="0" w:semiHidden="0" w:name="toa heading"/>
-    <w:lsdException w:unhideWhenUsed="0" w:uiPriority="0" w:semiHidden="0" w:name="List"/>
-    <w:lsdException w:unhideWhenUsed="0" w:uiPriority="0" w:semiHidden="0" w:name="List Bullet"/>
-    <w:lsdException w:unhideWhenUsed="0" w:uiPriority="0" w:semiHidden="0" w:name="List Number"/>
-    <w:lsdException w:unhideWhenUsed="0" w:uiPriority="0" w:semiHidden="0" w:name="List 2"/>
-    <w:lsdException w:unhideWhenUsed="0" w:uiPriority="0" w:semiHidden="0" w:name="List 3"/>
-    <w:lsdException w:unhideWhenUsed="0" w:uiPriority="0" w:semiHidden="0" w:name="List 4"/>
-    <w:lsdException w:unhideWhenUsed="0" w:uiPriority="0" w:semiHidden="0" w:name="List 5"/>
-    <w:lsdException w:unhideWhenUsed="0" w:uiPriority="0" w:semiHidden="0" w:name="List Bullet 2"/>
-    <w:lsdException w:unhideWhenUsed="0" w:uiPriority="0" w:semiHidden="0" w:name="List Bullet 3"/>
-    <w:lsdException w:unhideWhenUsed="0" w:uiPriority="0" w:semiHidden="0" w:name="List Bullet 4"/>
-    <w:lsdException w:unhideWhenUsed="0" w:uiPriority="0" w:semiHidden="0" w:name="List Bullet 5"/>
-    <w:lsdException w:unhideWhenUsed="0" w:uiPriority="0" w:semiHidden="0" w:name="List Number 2"/>
-    <w:lsdException w:unhideWhenUsed="0" w:uiPriority="0" w:semiHidden="0" w:name="List Number 3"/>
-    <w:lsdException w:unhideWhenUsed="0" w:uiPriority="0" w:semiHidden="0" w:name="List Number 4"/>
-    <w:lsdException w:unhideWhenUsed="0" w:uiPriority="0" w:semiHidden="0" w:name="List Number 5"/>
-    <w:lsdException w:qFormat="1" w:unhideWhenUsed="0" w:uiPriority="0" w:semiHidden="0" w:name="Title"/>
-    <w:lsdException w:unhideWhenUsed="0" w:uiPriority="0" w:semiHidden="0" w:name="Closing"/>
-    <w:lsdException w:unhideWhenUsed="0" w:uiPriority="0" w:semiHidden="0" w:name="Signature"/>
-    <w:lsdException w:qFormat="1" w:unhideWhenUsed="0" w:uiPriority="0" w:name="Default Paragraph Font"/>
-    <w:lsdException w:qFormat="1" w:unhideWhenUsed="0" w:uiPriority="0" w:name="Body Text"/>
-    <w:lsdException w:unhideWhenUsed="0" w:uiPriority="0" w:semiHidden="0" w:name="Body Text Indent"/>
-    <w:lsdException w:unhideWhenUsed="0" w:uiPriority="0" w:semiHidden="0" w:name="List Continue"/>
-    <w:lsdException w:unhideWhenUsed="0" w:uiPriority="0" w:semiHidden="0" w:name="List Continue 2"/>
-    <w:lsdException w:unhideWhenUsed="0" w:uiPriority="0" w:semiHidden="0" w:name="List Continue 3"/>
-    <w:lsdException w:unhideWhenUsed="0" w:uiPriority="0" w:semiHidden="0" w:name="List Continue 4"/>
-    <w:lsdException w:unhideWhenUsed="0" w:uiPriority="0" w:semiHidden="0" w:name="List Continue 5"/>
-    <w:lsdException w:unhideWhenUsed="0" w:uiPriority="0" w:semiHidden="0" w:name="Message Header"/>
-    <w:lsdException w:qFormat="1" w:unhideWhenUsed="0" w:uiPriority="0" w:semiHidden="0" w:name="Subtitle"/>
-    <w:lsdException w:unhideWhenUsed="0" w:uiPriority="0" w:semiHidden="0" w:name="Salutation"/>
-    <w:lsdException w:unhideWhenUsed="0" w:uiPriority="0" w:semiHidden="0" w:name="Date"/>
-    <w:lsdException w:unhideWhenUsed="0" w:uiPriority="0" w:semiHidden="0" w:name="Body Text First Indent"/>
-    <w:lsdException w:unhideWhenUsed="0" w:uiPriority="0" w:semiHidden="0" w:name="Body Text First Indent 2"/>
-    <w:lsdException w:uiPriority="99" w:name="Note Heading"/>
-    <w:lsdException w:unhideWhenUsed="0" w:uiPriority="0" w:semiHidden="0" w:name="Body Text 2"/>
-    <w:lsdException w:unhideWhenUsed="0" w:uiPriority="0" w:semiHidden="0" w:name="Body Text 3"/>
-    <w:lsdException w:unhideWhenUsed="0" w:uiPriority="0" w:semiHidden="0" w:name="Body Text Indent 2"/>
-    <w:lsdException w:unhideWhenUsed="0" w:uiPriority="0" w:semiHidden="0" w:name="Body Text Indent 3"/>
-    <w:lsdException w:unhideWhenUsed="0" w:uiPriority="0" w:semiHidden="0" w:name="Block Text"/>
-    <w:lsdException w:unhideWhenUsed="0" w:uiPriority="0" w:semiHidden="0" w:name="Hyperlink"/>
-    <w:lsdException w:unhideWhenUsed="0" w:uiPriority="0" w:semiHidden="0" w:name="FollowedHyperlink"/>
-    <w:lsdException w:qFormat="1" w:unhideWhenUsed="0" w:uiPriority="0" w:semiHidden="0" w:name="Strong"/>
-    <w:lsdException w:qFormat="1" w:unhideWhenUsed="0" w:uiPriority="0" w:semiHidden="0" w:name="Emphasis"/>
-    <w:lsdException w:unhideWhenUsed="0" w:uiPriority="0" w:semiHidden="0" w:name="Document Map"/>
-    <w:lsdException w:unhideWhenUsed="0" w:uiPriority="0" w:semiHidden="0" w:name="Plain Text"/>
-    <w:lsdException w:unhideWhenUsed="0" w:uiPriority="0" w:semiHidden="0" w:name="E-mail Signature"/>
-    <w:lsdException w:qFormat="1" w:unhideWhenUsed="0" w:uiPriority="0" w:semiHidden="0" w:name="Normal (Web)"/>
-    <w:lsdException w:unhideWhenUsed="0" w:uiPriority="0" w:semiHidden="0" w:name="HTML Acronym"/>
-    <w:lsdException w:unhideWhenUsed="0" w:uiPriority="0" w:semiHidden="0" w:name="HTML Address"/>
-    <w:lsdException w:unhideWhenUsed="0" w:uiPriority="0" w:semiHidden="0" w:name="HTML Cite"/>
-    <w:lsdException w:unhideWhenUsed="0" w:uiPriority="0" w:semiHidden="0" w:name="HTML Code"/>
-    <w:lsdException w:unhideWhenUsed="0" w:uiPriority="0" w:semiHidden="0" w:name="HTML Definition"/>
-    <w:lsdException w:unhideWhenUsed="0" w:uiPriority="0" w:semiHidden="0" w:name="HTML Keyboard"/>
-    <w:lsdException w:unhideWhenUsed="0" w:uiPriority="0" w:semiHidden="0" w:name="HTML Preformatted"/>
-    <w:lsdException w:unhideWhenUsed="0" w:uiPriority="0" w:semiHidden="0" w:name="HTML Sample"/>
-    <w:lsdException w:unhideWhenUsed="0" w:uiPriority="0" w:semiHidden="0" w:name="HTML Typewriter"/>
-    <w:lsdException w:unhideWhenUsed="0" w:uiPriority="0" w:semiHidden="0" w:name="HTML Variable"/>
-    <w:lsdException w:qFormat="1" w:unhideWhenUsed="0" w:uiPriority="0" w:name="Normal Table"/>
-    <w:lsdException w:unhideWhenUsed="0" w:uiPriority="0" w:semiHidden="0" w:name="annotation subject"/>
-    <w:lsdException w:unhideWhenUsed="0" w:uiPriority="0" w:semiHidden="0" w:name="Table Simple 1"/>
-    <w:lsdException w:unhideWhenUsed="0" w:uiPriority="0" w:semiHidden="0" w:name="Table Simple 2"/>
-    <w:lsdException w:unhideWhenUsed="0" w:uiPriority="0" w:semiHidden="0" w:name="Table Simple 3"/>
-    <w:lsdException w:unhideWhenUsed="0" w:uiPriority="0" w:semiHidden="0" w:name="Table Classic 1"/>
-    <w:lsdException w:unhideWhenUsed="0" w:uiPriority="0" w:semiHidden="0" w:name="Table Classic 2"/>
-    <w:lsdException w:unhideWhenUsed="0" w:uiPriority="0" w:semiHidden="0" w:name="Table Classic 3"/>
-    <w:lsdException w:unhideWhenUsed="0" w:uiPriority="0" w:semiHidden="0" w:name="Table Classic 4"/>
-    <w:lsdException w:unhideWhenUsed="0" w:uiPriority="0" w:semiHidden="0" w:name="Table Colorful 1"/>
-    <w:lsdException w:unhideWhenUsed="0" w:uiPriority="0" w:semiHidden="0" w:name="Table Colorful 2"/>
-    <w:lsdException w:unhideWhenUsed="0" w:uiPriority="0" w:semiHidden="0" w:name="Table Colorful 3"/>
-    <w:lsdException w:unhideWhenUsed="0" w:uiPriority="0" w:semiHidden="0" w:name="Table Columns 1"/>
-    <w:lsdException w:unhideWhenUsed="0" w:uiPriority="0" w:semiHidden="0" w:name="Table Columns 2"/>
-    <w:lsdException w:unhideWhenUsed="0" w:uiPriority="0" w:semiHidden="0" w:name="Table Columns 3"/>
-    <w:lsdException w:unhideWhenUsed="0" w:uiPriority="0" w:semiHidden="0" w:name="Table Columns 4"/>
-    <w:lsdException w:unhideWhenUsed="0" w:uiPriority="0" w:semiHidden="0" w:name="Table Columns 5"/>
-    <w:lsdException w:unhideWhenUsed="0" w:uiPriority="0" w:semiHidden="0" w:name="Table Grid 1"/>
-    <w:lsdException w:unhideWhenUsed="0" w:uiPriority="0" w:semiHidden="0" w:name="Table Grid 2"/>
-    <w:lsdException w:unhideWhenUsed="0" w:uiPriority="0" w:semiHidden="0" w:name="Table Grid 3"/>
-    <w:lsdException w:unhideWhenUsed="0" w:uiPriority="0" w:semiHidden="0" w:name="Table Grid 4"/>
-    <w:lsdException w:unhideWhenUsed="0" w:uiPriority="0" w:semiHidden="0" w:name="Table Grid 5"/>
-    <w:lsdException w:unhideWhenUsed="0" w:uiPriority="0" w:semiHidden="0" w:name="Table Grid 6"/>
-    <w:lsdException w:unhideWhenUsed="0" w:uiPriority="0" w:semiHidden="0" w:name="Table Grid 7"/>
-    <w:lsdException w:unhideWhenUsed="0" w:uiPriority="0" w:semiHidden="0" w:name="Table Grid 8"/>
-    <w:lsdException w:unhideWhenUsed="0" w:uiPriority="0" w:semiHidden="0" w:name="Table List 1"/>
-    <w:lsdException w:unhideWhenUsed="0" w:uiPriority="0" w:semiHidden="0" w:name="Table List 2"/>
-    <w:lsdException w:unhideWhenUsed="0" w:uiPriority="0" w:semiHidden="0" w:name="Table List 3"/>
-    <w:lsdException w:unhideWhenUsed="0" w:uiPriority="0" w:semiHidden="0" w:name="Table List 4"/>
-    <w:lsdException w:unhideWhenUsed="0" w:uiPriority="0" w:semiHidden="0" w:name="Table List 5"/>
-    <w:lsdException w:unhideWhenUsed="0" w:uiPriority="0" w:semiHidden="0" w:name="Table List 6"/>
-    <w:lsdException w:unhideWhenUsed="0" w:uiPriority="0" w:semiHidden="0" w:name="Table List 7"/>
-    <w:lsdException w:unhideWhenUsed="0" w:uiPriority="0" w:semiHidden="0" w:name="Table List 8"/>
-    <w:lsdException w:unhideWhenUsed="0" w:uiPriority="0" w:semiHidden="0" w:name="Table 3D effects 1"/>
-    <w:lsdException w:unhideWhenUsed="0" w:uiPriority="0" w:semiHidden="0" w:name="Table 3D effects 2"/>
-    <w:lsdException w:unhideWhenUsed="0" w:uiPriority="0" w:semiHidden="0" w:name="Table 3D effects 3"/>
-    <w:lsdException w:unhideWhenUsed="0" w:uiPriority="0" w:semiHidden="0" w:name="Table Contemporary"/>
-    <w:lsdException w:unhideWhenUsed="0" w:uiPriority="0" w:semiHidden="0" w:name="Table Elegant"/>
-    <w:lsdException w:unhideWhenUsed="0" w:uiPriority="0" w:semiHidden="0" w:name="Table Professional"/>
-    <w:lsdException w:unhideWhenUsed="0" w:uiPriority="0" w:semiHidden="0" w:name="Table Subtle 1"/>
-    <w:lsdException w:unhideWhenUsed="0" w:uiPriority="0" w:semiHidden="0" w:name="Table Subtle 2"/>
-    <w:lsdException w:unhideWhenUsed="0" w:uiPriority="0" w:semiHidden="0" w:name="Table Web 1"/>
-    <w:lsdException w:unhideWhenUsed="0" w:uiPriority="0" w:semiHidden="0" w:name="Table Web 2"/>
-    <w:lsdException w:unhideWhenUsed="0" w:uiPriority="0" w:semiHidden="0" w:name="Table Web 3"/>
-    <w:lsdException w:unhideWhenUsed="0" w:uiPriority="0" w:semiHidden="0" w:name="Balloon Text"/>
-    <w:lsdException w:qFormat="1" w:unhideWhenUsed="0" w:uiPriority="0" w:semiHidden="0" w:name="Table Grid"/>
-    <w:lsdException w:unhideWhenUsed="0" w:uiPriority="0" w:semiHidden="0" w:name="Table Theme"/>
-    <w:lsdException w:unhideWhenUsed="0" w:uiPriority="60" w:semiHidden="0" w:name="Light Shading"/>
-    <w:lsdException w:unhideWhenUsed="0" w:uiPriority="61" w:semiHidden="0" w:name="Light List"/>
-    <w:lsdException w:unhideWhenUsed="0" w:uiPriority="62" w:semiHidden="0" w:name="Light Grid"/>
-    <w:lsdException w:unhideWhenUsed="0" w:uiPriority="63" w:semiHidden="0" w:name="Medium Shading 1"/>
-    <w:lsdException w:unhideWhenUsed="0" w:uiPriority="64" w:semiHidden="0" w:name="Medium Shading 2"/>
-    <w:lsdException w:unhideWhenUsed="0" w:uiPriority="65" w:semiHidden="0" w:name="Medium List 1"/>
-    <w:lsdException w:unhideWhenUsed="0" w:uiPriority="66" w:semiHidden="0" w:name="Medium List 2"/>
-    <w:lsdException w:unhideWhenUsed="0" w:uiPriority="67" w:semiHidden="0" w:name="Medium Grid 1"/>
-    <w:lsdException w:unhideWhenUsed="0" w:uiPriority="68" w:semiHidden="0" w:name="Medium Grid 2"/>
-    <w:lsdException w:unhideWhenUsed="0" w:uiPriority="69" w:semiHidden="0" w:name="Medium Grid 3"/>
-    <w:lsdException w:unhideWhenUsed="0" w:uiPriority="70" w:semiHidden="0" w:name="Dark List"/>
-    <w:lsdException w:unhideWhenUsed="0" w:uiPriority="71" w:semiHidden="0" w:name="Colorful Shading"/>
-    <w:lsdException w:unhideWhenUsed="0" w:uiPriority="72" w:semiHidden="0" w:name="Colorful List"/>
-    <w:lsdException w:unhideWhenUsed="0" w:uiPriority="73" w:semiHidden="0" w:name="Colorful Grid"/>
-    <w:lsdException w:unhideWhenUsed="0" w:uiPriority="60" w:semiHidden="0" w:name="Light Shading Accent 1"/>
-    <w:lsdException w:unhideWhenUsed="0" w:uiPriority="61" w:semiHidden="0" w:name="Light List Accent 1"/>
-    <w:lsdException w:unhideWhenUsed="0" w:uiPriority="62" w:semiHidden="0" w:name="Light Grid Accent 1"/>
-    <w:lsdException w:unhideWhenUsed="0" w:uiPriority="63" w:semiHidden="0" w:name="Medium Shading 1 Accent 1"/>
-    <w:lsdException w:unhideWhenUsed="0" w:uiPriority="64" w:semiHidden="0" w:name="Medium Shading 2 Accent 1"/>
-    <w:lsdException w:unhideWhenUsed="0" w:uiPriority="65" w:semiHidden="0" w:name="Medium List 1 Accent 1"/>
-    <w:lsdException w:unhideWhenUsed="0" w:uiPriority="66" w:semiHidden="0" w:name="Medium List 2 Accent 1"/>
-    <w:lsdException w:unhideWhenUsed="0" w:uiPriority="67" w:semiHidden="0" w:name="Medium Grid 1 Accent 1"/>
-    <w:lsdException w:unhideWhenUsed="0" w:uiPriority="68" w:semiHidden="0" w:name="Medium Grid 2 Accent 1"/>
-    <w:lsdException w:unhideWhenUsed="0" w:uiPriority="69" w:semiHidden="0" w:name="Medium Grid 3 Accent 1"/>
-    <w:lsdException w:unhideWhenUsed="0" w:uiPriority="70" w:semiHidden="0" w:name="Dark List Accent 1"/>
-    <w:lsdException w:unhideWhenUsed="0" w:uiPriority="71" w:semiHidden="0" w:name="Colorful Shading Accent 1"/>
-    <w:lsdException w:unhideWhenUsed="0" w:uiPriority="72" w:semiHidden="0" w:name="Colorful List Accent 1"/>
-    <w:lsdException w:unhideWhenUsed="0" w:uiPriority="73" w:semiHidden="0" w:name="Colorful Grid Accent 1"/>
-    <w:lsdException w:unhideWhenUsed="0" w:uiPriority="60" w:semiHidden="0" w:name="Light Shading Accent 2"/>
-    <w:lsdException w:unhideWhenUsed="0" w:uiPriority="61" w:semiHidden="0" w:name="Light List Accent 2"/>
-    <w:lsdException w:unhideWhenUsed="0" w:uiPriority="62" w:semiHidden="0" w:name="Light Grid Accent 2"/>
-    <w:lsdException w:unhideWhenUsed="0" w:uiPriority="63" w:semiHidden="0" w:name="Medium Shading 1 Accent 2"/>
-    <w:lsdException w:unhideWhenUsed="0" w:uiPriority="64" w:semiHidden="0" w:name="Medium Shading 2 Accent 2"/>
-    <w:lsdException w:unhideWhenUsed="0" w:uiPriority="65" w:semiHidden="0" w:name="Medium List 1 Accent 2"/>
-    <w:lsdException w:unhideWhenUsed="0" w:uiPriority="66" w:semiHidden="0" w:name="Medium List 2 Accent 2"/>
-    <w:lsdException w:unhideWhenUsed="0" w:uiPriority="67" w:semiHidden="0" w:name="Medium Grid 1 Accent 2"/>
-    <w:lsdException w:unhideWhenUsed="0" w:uiPriority="68" w:semiHidden="0" w:name="Medium Grid 2 Accent 2"/>
-    <w:lsdException w:unhideWhenUsed="0" w:uiPriority="69" w:semiHidden="0" w:name="Medium Grid 3 Accent 2"/>
-    <w:lsdException w:unhideWhenUsed="0" w:uiPriority="70" w:semiHidden="0" w:name="Dark List Accent 2"/>
-    <w:lsdException w:unhideWhenUsed="0" w:uiPriority="71" w:semiHidden="0" w:name="Colorful Shading Accent 2"/>
-    <w:lsdException w:unhideWhenUsed="0" w:uiPriority="72" w:semiHidden="0" w:name="Colorful List Accent 2"/>
-    <w:lsdException w:unhideWhenUsed="0" w:uiPriority="73" w:semiHidden="0" w:name="Colorful Grid Accent 2"/>
-    <w:lsdException w:unhideWhenUsed="0" w:uiPriority="60" w:semiHidden="0" w:name="Light Shading Accent 3"/>
-    <w:lsdException w:unhideWhenUsed="0" w:uiPriority="61" w:semiHidden="0" w:name="Light List Accent 3"/>
-    <w:lsdException w:unhideWhenUsed="0" w:uiPriority="62" w:semiHidden="0" w:name="Light Grid Accent 3"/>
-    <w:lsdException w:unhideWhenUsed="0" w:uiPriority="63" w:semiHidden="0" w:name="Medium Shading 1 Accent 3"/>
-    <w:lsdException w:unhideWhenUsed="0" w:uiPriority="64" w:semiHidden="0" w:name="Medium Shading 2 Accent 3"/>
-    <w:lsdException w:unhideWhenUsed="0" w:uiPriority="65" w:semiHidden="0" w:name="Medium List 1 Accent 3"/>
-    <w:lsdException w:unhideWhenUsed="0" w:uiPriority="66" w:semiHidden="0" w:name="Medium List 2 Accent 3"/>
-    <w:lsdException w:unhideWhenUsed="0" w:uiPriority="67" w:semiHidden="0" w:name="Medium Grid 1 Accent 3"/>
-    <w:lsdException w:unhideWhenUsed="0" w:uiPriority="68" w:semiHidden="0" w:name="Medium Grid 2 Accent 3"/>
-    <w:lsdException w:unhideWhenUsed="0" w:uiPriority="69" w:semiHidden="0" w:name="Medium Grid 3 Accent 3"/>
-    <w:lsdException w:unhideWhenUsed="0" w:uiPriority="70" w:semiHidden="0" w:name="Dark List Accent 3"/>
-    <w:lsdException w:unhideWhenUsed="0" w:uiPriority="71" w:semiHidden="0" w:name="Colorful Shading Accent 3"/>
-    <w:lsdException w:unhideWhenUsed="0" w:uiPriority="72" w:semiHidden="0" w:name="Colorful List Accent 3"/>
-    <w:lsdException w:unhideWhenUsed="0" w:uiPriority="73" w:semiHidden="0" w:name="Colorful Grid Accent 3"/>
-    <w:lsdException w:unhideWhenUsed="0" w:uiPriority="60" w:semiHidden="0" w:name="Light Shading Accent 4"/>
-    <w:lsdException w:unhideWhenUsed="0" w:uiPriority="61" w:semiHidden="0" w:name="Light List Accent 4"/>
-    <w:lsdException w:unhideWhenUsed="0" w:uiPriority="62" w:semiHidden="0" w:name="Light Grid Accent 4"/>
-    <w:lsdException w:unhideWhenUsed="0" w:uiPriority="63" w:semiHidden="0" w:name="Medium Shading 1 Accent 4"/>
-    <w:lsdException w:unhideWhenUsed="0" w:uiPriority="64" w:semiHidden="0" w:name="Medium Shading 2 Accent 4"/>
-    <w:lsdException w:unhideWhenUsed="0" w:uiPriority="65" w:semiHidden="0" w:name="Medium List 1 Accent 4"/>
-    <w:lsdException w:unhideWhenUsed="0" w:uiPriority="66" w:semiHidden="0" w:name="Medium List 2 Accent 4"/>
-    <w:lsdException w:unhideWhenUsed="0" w:uiPriority="67" w:semiHidden="0" w:name="Medium Grid 1 Accent 4"/>
-    <w:lsdException w:unhideWhenUsed="0" w:uiPriority="68" w:semiHidden="0" w:name="Medium Grid 2 Accent 4"/>
-    <w:lsdException w:unhideWhenUsed="0" w:uiPriority="69" w:semiHidden="0" w:name="Medium Grid 3 Accent 4"/>
-    <w:lsdException w:unhideWhenUsed="0" w:uiPriority="70" w:semiHidden="0" w:name="Dark List Accent 4"/>
-    <w:lsdException w:unhideWhenUsed="0" w:uiPriority="71" w:semiHidden="0" w:name="Colorful Shading Accent 4"/>
-    <w:lsdException w:unhideWhenUsed="0" w:uiPriority="72" w:semiHidden="0" w:name="Colorful List Accent 4"/>
-    <w:lsdException w:unhideWhenUsed="0" w:uiPriority="73" w:semiHidden="0" w:name="Colorful Grid Accent 4"/>
-    <w:lsdException w:unhideWhenUsed="0" w:uiPriority="60" w:semiHidden="0" w:name="Light Shading Accent 5"/>
-    <w:lsdException w:unhideWhenUsed="0" w:uiPriority="61" w:semiHidden="0" w:name="Light List Accent 5"/>
-    <w:lsdException w:unhideWhenUsed="0" w:uiPriority="62" w:semiHidden="0" w:name="Light Grid Accent 5"/>
-    <w:lsdException w:unhideWhenUsed="0" w:uiPriority="63" w:semiHidden="0" w:name="Medium Shading 1 Accent 5"/>
-    <w:lsdException w:unhideWhenUsed="0" w:uiPriority="64" w:semiHidden="0" w:name="Medium Shading 2 Accent 5"/>
-    <w:lsdException w:unhideWhenUsed="0" w:uiPriority="65" w:semiHidden="0" w:name="Medium List 1 Accent 5"/>
-    <w:lsdException w:unhideWhenUsed="0" w:uiPriority="66" w:semiHidden="0" w:name="Medium List 2 Accent 5"/>
-    <w:lsdException w:unhideWhenUsed="0" w:uiPriority="67" w:semiHidden="0" w:name="Medium Grid 1 Accent 5"/>
-    <w:lsdException w:unhideWhenUsed="0" w:uiPriority="68" w:semiHidden="0" w:name="Medium Grid 2 Accent 5"/>
-    <w:lsdException w:unhideWhenUsed="0" w:uiPriority="69" w:semiHidden="0" w:name="Medium Grid 3 Accent 5"/>
-    <w:lsdException w:unhideWhenUsed="0" w:uiPriority="70" w:semiHidden="0" w:name="Dark List Accent 5"/>
-    <w:lsdException w:unhideWhenUsed="0" w:uiPriority="71" w:semiHidden="0" w:name="Colorful Shading Accent 5"/>
-    <w:lsdException w:unhideWhenUsed="0" w:uiPriority="72" w:semiHidden="0" w:name="Colorful List Accent 5"/>
-    <w:lsdException w:unhideWhenUsed="0" w:uiPriority="73" w:semiHidden="0" w:name="Colorful Grid Accent 5"/>
-    <w:lsdException w:unhideWhenUsed="0" w:uiPriority="60" w:semiHidden="0" w:name="Light Shading Accent 6"/>
-    <w:lsdException w:unhideWhenUsed="0" w:uiPriority="61" w:semiHidden="0" w:name="Light List Accent 6"/>
-    <w:lsdException w:unhideWhenUsed="0" w:uiPriority="62" w:semiHidden="0" w:name="Light Grid Accent 6"/>
-    <w:lsdException w:unhideWhenUsed="0" w:uiPriority="63" w:semiHidden="0" w:name="Medium Shading 1 Accent 6"/>
-    <w:lsdException w:unhideWhenUsed="0" w:uiPriority="64" w:semiHidden="0" w:name="Medium Shading 2 Accent 6"/>
-    <w:lsdException w:unhideWhenUsed="0" w:uiPriority="65" w:semiHidden="0" w:name="Medium List 1 Accent 6"/>
-    <w:lsdException w:unhideWhenUsed="0" w:uiPriority="66" w:semiHidden="0" w:name="Medium List 2 Accent 6"/>
-    <w:lsdException w:unhideWhenUsed="0" w:uiPriority="67" w:semiHidden="0" w:name="Medium Grid 1 Accent 6"/>
-    <w:lsdException w:unhideWhenUsed="0" w:uiPriority="68" w:semiHidden="0" w:name="Medium Grid 2 Accent 6"/>
-    <w:lsdException w:unhideWhenUsed="0" w:uiPriority="69" w:semiHidden="0" w:name="Medium Grid 3 Accent 6"/>
-    <w:lsdException w:unhideWhenUsed="0" w:uiPriority="70" w:semiHidden="0" w:name="Dark List Accent 6"/>
-    <w:lsdException w:unhideWhenUsed="0" w:uiPriority="71" w:semiHidden="0" w:name="Colorful Shading Accent 6"/>
-    <w:lsdException w:unhideWhenUsed="0" w:uiPriority="72" w:semiHidden="0" w:name="Colorful List Accent 6"/>
-    <w:lsdException w:unhideWhenUsed="0" w:uiPriority="73" w:semiHidden="0" w:name="Colorful Grid Accent 6"/>
+  <w:latentStyles w:defLockedState="0" w:defUIPriority="99" w:defSemiHidden="1" w:defUnhideWhenUsed="1" w:defQFormat="0" w:count="260">
+    <w:lsdException w:name="Normal" w:semiHidden="0" w:uiPriority="0" w:unhideWhenUsed="0" w:qFormat="1"/>
+    <w:lsdException w:name="heading 1" w:semiHidden="0" w:uiPriority="0" w:unhideWhenUsed="0" w:qFormat="1"/>
+    <w:lsdException w:name="heading 2" w:semiHidden="0" w:uiPriority="0" w:qFormat="1"/>
+    <w:lsdException w:name="heading 3" w:uiPriority="0" w:qFormat="1"/>
+    <w:lsdException w:name="heading 4" w:semiHidden="0" w:uiPriority="0" w:qFormat="1"/>
+    <w:lsdException w:name="heading 5" w:uiPriority="0" w:qFormat="1"/>
+    <w:lsdException w:name="heading 6" w:uiPriority="0" w:qFormat="1"/>
+    <w:lsdException w:name="heading 7" w:uiPriority="0" w:qFormat="1"/>
+    <w:lsdException w:name="heading 8" w:uiPriority="0" w:qFormat="1"/>
+    <w:lsdException w:name="heading 9" w:uiPriority="0" w:qFormat="1"/>
+    <w:lsdException w:name="index 1" w:semiHidden="0" w:uiPriority="0" w:unhideWhenUsed="0"/>
+    <w:lsdException w:name="index 2" w:semiHidden="0" w:uiPriority="0" w:unhideWhenUsed="0"/>
+    <w:lsdException w:name="index 3" w:semiHidden="0" w:uiPriority="0" w:unhideWhenUsed="0"/>
+    <w:lsdException w:name="index 4" w:semiHidden="0" w:uiPriority="0" w:unhideWhenUsed="0"/>
+    <w:lsdException w:name="index 5" w:semiHidden="0" w:uiPriority="0" w:unhideWhenUsed="0"/>
+    <w:lsdException w:name="index 6" w:semiHidden="0" w:uiPriority="0" w:unhideWhenUsed="0"/>
+    <w:lsdException w:name="index 7" w:semiHidden="0" w:uiPriority="0" w:unhideWhenUsed="0"/>
+    <w:lsdException w:name="index 8" w:semiHidden="0" w:uiPriority="0" w:unhideWhenUsed="0"/>
+    <w:lsdException w:name="index 9" w:semiHidden="0" w:uiPriority="0" w:unhideWhenUsed="0"/>
+    <w:lsdException w:name="toc 1" w:semiHidden="0" w:uiPriority="0" w:unhideWhenUsed="0" w:qFormat="1"/>
+    <w:lsdException w:name="toc 2" w:semiHidden="0" w:uiPriority="0" w:unhideWhenUsed="0" w:qFormat="1"/>
+    <w:lsdException w:name="toc 3" w:semiHidden="0" w:uiPriority="0" w:unhideWhenUsed="0" w:qFormat="1"/>
+    <w:lsdException w:name="toc 4" w:semiHidden="0" w:uiPriority="0" w:unhideWhenUsed="0"/>
+    <w:lsdException w:name="toc 5" w:semiHidden="0" w:uiPriority="0" w:unhideWhenUsed="0"/>
+    <w:lsdException w:name="toc 6" w:semiHidden="0" w:uiPriority="0" w:unhideWhenUsed="0"/>
+    <w:lsdException w:name="toc 7" w:semiHidden="0" w:uiPriority="0" w:unhideWhenUsed="0"/>
+    <w:lsdException w:name="toc 8" w:semiHidden="0" w:uiPriority="0" w:unhideWhenUsed="0"/>
+    <w:lsdException w:name="toc 9" w:semiHidden="0" w:uiPriority="0" w:unhideWhenUsed="0"/>
+    <w:lsdException w:name="Normal Indent" w:semiHidden="0" w:uiPriority="0" w:unhideWhenUsed="0"/>
+    <w:lsdException w:name="footnote text" w:semiHidden="0" w:uiPriority="0" w:unhideWhenUsed="0"/>
+    <w:lsdException w:name="annotation text" w:semiHidden="0" w:uiPriority="0" w:unhideWhenUsed="0" w:qFormat="1"/>
+    <w:lsdException w:name="header" w:semiHidden="0" w:uiPriority="0" w:unhideWhenUsed="0" w:qFormat="1"/>
+    <w:lsdException w:name="footer" w:semiHidden="0" w:uiPriority="0" w:unhideWhenUsed="0" w:qFormat="1"/>
+    <w:lsdException w:name="index heading" w:semiHidden="0" w:uiPriority="0" w:unhideWhenUsed="0"/>
+    <w:lsdException w:name="caption" w:uiPriority="0" w:qFormat="1"/>
+    <w:lsdException w:name="table of figures" w:semiHidden="0" w:uiPriority="0" w:unhideWhenUsed="0"/>
+    <w:lsdException w:name="envelope address" w:semiHidden="0" w:uiPriority="0" w:unhideWhenUsed="0"/>
+    <w:lsdException w:name="envelope return" w:semiHidden="0" w:uiPriority="0" w:unhideWhenUsed="0"/>
+    <w:lsdException w:name="footnote reference" w:semiHidden="0" w:uiPriority="0" w:unhideWhenUsed="0"/>
+    <w:lsdException w:name="annotation reference" w:semiHidden="0" w:uiPriority="0" w:unhideWhenUsed="0"/>
+    <w:lsdException w:name="line number" w:semiHidden="0" w:uiPriority="0" w:unhideWhenUsed="0"/>
+    <w:lsdException w:name="page number" w:semiHidden="0" w:uiPriority="0" w:unhideWhenUsed="0"/>
+    <w:lsdException w:name="endnote reference" w:semiHidden="0" w:uiPriority="0" w:unhideWhenUsed="0"/>
+    <w:lsdException w:name="endnote text" w:semiHidden="0" w:uiPriority="0" w:unhideWhenUsed="0"/>
+    <w:lsdException w:name="table of authorities" w:semiHidden="0" w:uiPriority="0" w:unhideWhenUsed="0"/>
+    <w:lsdException w:name="macro" w:semiHidden="0" w:uiPriority="0" w:unhideWhenUsed="0"/>
+    <w:lsdException w:name="toa heading" w:semiHidden="0" w:uiPriority="0" w:unhideWhenUsed="0"/>
+    <w:lsdException w:name="List" w:semiHidden="0" w:uiPriority="0" w:unhideWhenUsed="0"/>
+    <w:lsdException w:name="List Bullet" w:semiHidden="0" w:uiPriority="0" w:unhideWhenUsed="0"/>
+    <w:lsdException w:name="List Number" w:semiHidden="0" w:uiPriority="0" w:unhideWhenUsed="0"/>
+    <w:lsdException w:name="List 2" w:semiHidden="0" w:uiPriority="0" w:unhideWhenUsed="0"/>
+    <w:lsdException w:name="List 3" w:semiHidden="0" w:uiPriority="0" w:unhideWhenUsed="0"/>
+    <w:lsdException w:name="List 4" w:semiHidden="0" w:uiPriority="0" w:unhideWhenUsed="0"/>
+    <w:lsdException w:name="List 5" w:semiHidden="0" w:uiPriority="0" w:unhideWhenUsed="0"/>
+    <w:lsdException w:name="List Bullet 2" w:semiHidden="0" w:uiPriority="0" w:unhideWhenUsed="0"/>
+    <w:lsdException w:name="List Bullet 3" w:semiHidden="0" w:uiPriority="0" w:unhideWhenUsed="0"/>
+    <w:lsdException w:name="List Bullet 4" w:semiHidden="0" w:uiPriority="0" w:unhideWhenUsed="0"/>
+    <w:lsdException w:name="List Bullet 5" w:semiHidden="0" w:uiPriority="0" w:unhideWhenUsed="0"/>
+    <w:lsdException w:name="List Number 2" w:semiHidden="0" w:uiPriority="0" w:unhideWhenUsed="0"/>
+    <w:lsdException w:name="List Number 3" w:semiHidden="0" w:uiPriority="0" w:unhideWhenUsed="0"/>
+    <w:lsdException w:name="List Number 4" w:semiHidden="0" w:uiPriority="0" w:unhideWhenUsed="0"/>
+    <w:lsdException w:name="List Number 5" w:semiHidden="0" w:uiPriority="0" w:unhideWhenUsed="0"/>
+    <w:lsdException w:name="Title" w:semiHidden="0" w:uiPriority="0" w:unhideWhenUsed="0" w:qFormat="1"/>
+    <w:lsdException w:name="Closing" w:semiHidden="0" w:uiPriority="0" w:unhideWhenUsed="0"/>
+    <w:lsdException w:name="Signature" w:semiHidden="0" w:uiPriority="0" w:unhideWhenUsed="0"/>
+    <w:lsdException w:name="Default Paragraph Font" w:uiPriority="0" w:unhideWhenUsed="0" w:qFormat="1"/>
+    <w:lsdException w:name="Body Text" w:uiPriority="0" w:unhideWhenUsed="0" w:qFormat="1"/>
+    <w:lsdException w:name="Body Text Indent" w:semiHidden="0" w:uiPriority="0" w:unhideWhenUsed="0"/>
+    <w:lsdException w:name="List Continue" w:semiHidden="0" w:uiPriority="0" w:unhideWhenUsed="0"/>
+    <w:lsdException w:name="List Continue 2" w:semiHidden="0" w:uiPriority="0" w:unhideWhenUsed="0"/>
+    <w:lsdException w:name="List Continue 3" w:semiHidden="0" w:uiPriority="0" w:unhideWhenUsed="0"/>
+    <w:lsdException w:name="List Continue 4" w:semiHidden="0" w:uiPriority="0" w:unhideWhenUsed="0"/>
+    <w:lsdException w:name="List Continue 5" w:semiHidden="0" w:uiPriority="0" w:unhideWhenUsed="0"/>
+    <w:lsdException w:name="Message Header" w:semiHidden="0" w:uiPriority="0" w:unhideWhenUsed="0"/>
+    <w:lsdException w:name="Subtitle" w:semiHidden="0" w:uiPriority="0" w:unhideWhenUsed="0" w:qFormat="1"/>
+    <w:lsdException w:name="Salutation" w:semiHidden="0" w:uiPriority="0" w:unhideWhenUsed="0"/>
+    <w:lsdException w:name="Date" w:semiHidden="0" w:uiPriority="0" w:unhideWhenUsed="0"/>
+    <w:lsdException w:name="Body Text First Indent" w:semiHidden="0" w:uiPriority="0" w:unhideWhenUsed="0"/>
+    <w:lsdException w:name="Body Text First Indent 2" w:semiHidden="0" w:uiPriority="0" w:unhideWhenUsed="0"/>
+    <w:lsdException w:name="Body Text 2" w:semiHidden="0" w:uiPriority="0" w:unhideWhenUsed="0"/>
+    <w:lsdException w:name="Body Text 3" w:semiHidden="0" w:uiPriority="0" w:unhideWhenUsed="0"/>
+    <w:lsdException w:name="Body Text Indent 2" w:semiHidden="0" w:uiPriority="0" w:unhideWhenUsed="0"/>
+    <w:lsdException w:name="Body Text Indent 3" w:semiHidden="0" w:uiPriority="0" w:unhideWhenUsed="0"/>
+    <w:lsdException w:name="Block Text" w:semiHidden="0" w:uiPriority="0" w:unhideWhenUsed="0"/>
+    <w:lsdException w:name="Hyperlink" w:semiHidden="0" w:uiPriority="0" w:unhideWhenUsed="0"/>
+    <w:lsdException w:name="FollowedHyperlink" w:semiHidden="0" w:uiPriority="0" w:unhideWhenUsed="0"/>
+    <w:lsdException w:name="Strong" w:semiHidden="0" w:uiPriority="0" w:unhideWhenUsed="0" w:qFormat="1"/>
+    <w:lsdException w:name="Emphasis" w:semiHidden="0" w:uiPriority="0" w:unhideWhenUsed="0" w:qFormat="1"/>
+    <w:lsdException w:name="Document Map" w:semiHidden="0" w:uiPriority="0" w:unhideWhenUsed="0"/>
+    <w:lsdException w:name="Plain Text" w:semiHidden="0" w:uiPriority="0" w:unhideWhenUsed="0"/>
+    <w:lsdException w:name="E-mail Signature" w:semiHidden="0" w:uiPriority="0" w:unhideWhenUsed="0"/>
+    <w:lsdException w:name="Normal (Web)" w:semiHidden="0" w:uiPriority="0" w:unhideWhenUsed="0" w:qFormat="1"/>
+    <w:lsdException w:name="HTML Acronym" w:semiHidden="0" w:uiPriority="0" w:unhideWhenUsed="0"/>
+    <w:lsdException w:name="HTML Address" w:semiHidden="0" w:uiPriority="0" w:unhideWhenUsed="0"/>
+    <w:lsdException w:name="HTML Cite" w:semiHidden="0" w:uiPriority="0" w:unhideWhenUsed="0"/>
+    <w:lsdException w:name="HTML Code" w:semiHidden="0" w:uiPriority="0" w:unhideWhenUsed="0"/>
+    <w:lsdException w:name="HTML Definition" w:semiHidden="0" w:uiPriority="0" w:unhideWhenUsed="0"/>
+    <w:lsdException w:name="HTML Keyboard" w:semiHidden="0" w:uiPriority="0" w:unhideWhenUsed="0"/>
+    <w:lsdException w:name="HTML Preformatted" w:semiHidden="0" w:uiPriority="0" w:unhideWhenUsed="0"/>
+    <w:lsdException w:name="HTML Sample" w:semiHidden="0" w:uiPriority="0" w:unhideWhenUsed="0"/>
+    <w:lsdException w:name="HTML Typewriter" w:semiHidden="0" w:uiPriority="0" w:unhideWhenUsed="0"/>
+    <w:lsdException w:name="HTML Variable" w:semiHidden="0" w:uiPriority="0" w:unhideWhenUsed="0"/>
+    <w:lsdException w:name="Normal Table" w:uiPriority="0" w:unhideWhenUsed="0" w:qFormat="1"/>
+    <w:lsdException w:name="annotation subject" w:semiHidden="0" w:uiPriority="0" w:unhideWhenUsed="0"/>
+    <w:lsdException w:name="Table Simple 1" w:semiHidden="0" w:uiPriority="0" w:unhideWhenUsed="0"/>
+    <w:lsdException w:name="Table Simple 2" w:semiHidden="0" w:uiPriority="0" w:unhideWhenUsed="0"/>
+    <w:lsdException w:name="Table Simple 3" w:semiHidden="0" w:uiPriority="0" w:unhideWhenUsed="0"/>
+    <w:lsdException w:name="Table Classic 1" w:semiHidden="0" w:uiPriority="0" w:unhideWhenUsed="0"/>
+    <w:lsdException w:name="Table Classic 2" w:semiHidden="0" w:uiPriority="0" w:unhideWhenUsed="0"/>
+    <w:lsdException w:name="Table Classic 3" w:semiHidden="0" w:uiPriority="0" w:unhideWhenUsed="0"/>
+    <w:lsdException w:name="Table Classic 4" w:semiHidden="0" w:uiPriority="0" w:unhideWhenUsed="0"/>
+    <w:lsdException w:name="Table Colorful 1" w:semiHidden="0" w:uiPriority="0" w:unhideWhenUsed="0"/>
+    <w:lsdException w:name="Table Colorful 2" w:semiHidden="0" w:uiPriority="0" w:unhideWhenUsed="0"/>
+    <w:lsdException w:name="Table Colorful 3" w:semiHidden="0" w:uiPriority="0" w:unhideWhenUsed="0"/>
+    <w:lsdException w:name="Table Columns 1" w:semiHidden="0" w:uiPriority="0" w:unhideWhenUsed="0"/>
+    <w:lsdException w:name="Table Columns 2" w:semiHidden="0" w:uiPriority="0" w:unhideWhenUsed="0"/>
+    <w:lsdException w:name="Table Columns 3" w:semiHidden="0" w:uiPriority="0" w:unhideWhenUsed="0"/>
+    <w:lsdException w:name="Table Columns 4" w:semiHidden="0" w:uiPriority="0" w:unhideWhenUsed="0"/>
+    <w:lsdException w:name="Table Columns 5" w:semiHidden="0" w:uiPriority="0" w:unhideWhenUsed="0"/>
+    <w:lsdException w:name="Table Grid 1" w:semiHidden="0" w:uiPriority="0" w:unhideWhenUsed="0"/>
+    <w:lsdException w:name="Table Grid 2" w:semiHidden="0" w:uiPriority="0" w:unhideWhenUsed="0"/>
+    <w:lsdException w:name="Table Grid 3" w:semiHidden="0" w:uiPriority="0" w:unhideWhenUsed="0"/>
+    <w:lsdException w:name="Table Grid 4" w:semiHidden="0" w:uiPriority="0" w:unhideWhenUsed="0"/>
+    <w:lsdException w:name="Table Grid 5" w:semiHidden="0" w:uiPriority="0" w:unhideWhenUsed="0"/>
+    <w:lsdException w:name="Table Grid 6" w:semiHidden="0" w:uiPriority="0" w:unhideWhenUsed="0"/>
+    <w:lsdException w:name="Table Grid 7" w:semiHidden="0" w:uiPriority="0" w:unhideWhenUsed="0"/>
+    <w:lsdException w:name="Table Grid 8" w:semiHidden="0" w:uiPriority="0" w:unhideWhenUsed="0"/>
+    <w:lsdException w:name="Table List 1" w:semiHidden="0" w:uiPriority="0" w:unhideWhenUsed="0"/>
+    <w:lsdException w:name="Table List 2" w:semiHidden="0" w:uiPriority="0" w:unhideWhenUsed="0"/>
+    <w:lsdException w:name="Table List 3" w:semiHidden="0" w:uiPriority="0" w:unhideWhenUsed="0"/>
+    <w:lsdException w:name="Table List 4" w:semiHidden="0" w:uiPriority="0" w:unhideWhenUsed="0"/>
+    <w:lsdException w:name="Table List 5" w:semiHidden="0" w:uiPriority="0" w:unhideWhenUsed="0"/>
+    <w:lsdException w:name="Table List 6" w:semiHidden="0" w:uiPriority="0" w:unhideWhenUsed="0"/>
+    <w:lsdException w:name="Table List 7" w:semiHidden="0" w:uiPriority="0" w:unhideWhenUsed="0"/>
+    <w:lsdException w:name="Table List 8" w:semiHidden="0" w:uiPriority="0" w:unhideWhenUsed="0"/>
+    <w:lsdException w:name="Table 3D effects 1" w:semiHidden="0" w:uiPriority="0" w:unhideWhenUsed="0"/>
+    <w:lsdException w:name="Table 3D effects 2" w:semiHidden="0" w:uiPriority="0" w:unhideWhenUsed="0"/>
+    <w:lsdException w:name="Table 3D effects 3" w:semiHidden="0" w:uiPriority="0" w:unhideWhenUsed="0"/>
+    <w:lsdException w:name="Table Contemporary" w:semiHidden="0" w:uiPriority="0" w:unhideWhenUsed="0"/>
+    <w:lsdException w:name="Table Elegant" w:semiHidden="0" w:uiPriority="0" w:unhideWhenUsed="0"/>
+    <w:lsdException w:name="Table Professional" w:semiHidden="0" w:uiPriority="0" w:unhideWhenUsed="0"/>
+    <w:lsdException w:name="Table Subtle 1" w:semiHidden="0" w:uiPriority="0" w:unhideWhenUsed="0"/>
+    <w:lsdException w:name="Table Subtle 2" w:semiHidden="0" w:uiPriority="0" w:unhideWhenUsed="0"/>
+    <w:lsdException w:name="Table Web 1" w:semiHidden="0" w:uiPriority="0" w:unhideWhenUsed="0"/>
+    <w:lsdException w:name="Table Web 2" w:semiHidden="0" w:uiPriority="0" w:unhideWhenUsed="0"/>
+    <w:lsdException w:name="Table Web 3" w:semiHidden="0" w:uiPriority="0" w:unhideWhenUsed="0"/>
+    <w:lsdException w:name="Balloon Text" w:semiHidden="0" w:uiPriority="0" w:unhideWhenUsed="0"/>
+    <w:lsdException w:name="Table Grid" w:semiHidden="0" w:uiPriority="0" w:unhideWhenUsed="0" w:qFormat="1"/>
+    <w:lsdException w:name="Table Theme" w:semiHidden="0" w:uiPriority="0" w:unhideWhenUsed="0"/>
+    <w:lsdException w:name="Light Shading" w:semiHidden="0" w:uiPriority="60" w:unhideWhenUsed="0"/>
+    <w:lsdException w:name="Light List" w:semiHidden="0" w:uiPriority="61" w:unhideWhenUsed="0"/>
+    <w:lsdException w:name="Light Grid" w:semiHidden="0" w:uiPriority="62" w:unhideWhenUsed="0"/>
+    <w:lsdException w:name="Medium Shading 1" w:semiHidden="0" w:uiPriority="63" w:unhideWhenUsed="0"/>
+    <w:lsdException w:name="Medium Shading 2" w:semiHidden="0" w:uiPriority="64" w:unhideWhenUsed="0"/>
+    <w:lsdException w:name="Medium List 1" w:semiHidden="0" w:uiPriority="65" w:unhideWhenUsed="0"/>
+    <w:lsdException w:name="Medium List 2" w:semiHidden="0" w:uiPriority="66" w:unhideWhenUsed="0"/>
+    <w:lsdException w:name="Medium Grid 1" w:semiHidden="0" w:uiPriority="67" w:unhideWhenUsed="0"/>
+    <w:lsdException w:name="Medium Grid 2" w:semiHidden="0" w:uiPriority="68" w:unhideWhenUsed="0"/>
+    <w:lsdException w:name="Medium Grid 3" w:semiHidden="0" w:uiPriority="69" w:unhideWhenUsed="0"/>
+    <w:lsdException w:name="Dark List" w:semiHidden="0" w:uiPriority="70" w:unhideWhenUsed="0"/>
+    <w:lsdException w:name="Colorful Shading" w:semiHidden="0" w:uiPriority="71" w:unhideWhenUsed="0"/>
+    <w:lsdException w:name="Colorful List" w:semiHidden="0" w:uiPriority="72" w:unhideWhenUsed="0"/>
+    <w:lsdException w:name="Colorful Grid" w:semiHidden="0" w:uiPriority="73" w:unhideWhenUsed="0"/>
+    <w:lsdException w:name="Light Shading Accent 1" w:semiHidden="0" w:uiPriority="60" w:unhideWhenUsed="0"/>
+    <w:lsdException w:name="Light List Accent 1" w:semiHidden="0" w:uiPriority="61" w:unhideWhenUsed="0"/>
+    <w:lsdException w:name="Light Grid Accent 1" w:semiHidden="0" w:uiPriority="62" w:unhideWhenUsed="0"/>
+    <w:lsdException w:name="Medium Shading 1 Accent 1" w:semiHidden="0" w:uiPriority="63" w:unhideWhenUsed="0"/>
+    <w:lsdException w:name="Medium Shading 2 Accent 1" w:semiHidden="0" w:uiPriority="64" w:unhideWhenUsed="0"/>
+    <w:lsdException w:name="Medium List 1 Accent 1" w:semiHidden="0" w:uiPriority="65" w:unhideWhenUsed="0"/>
+    <w:lsdException w:name="Medium List 2 Accent 1" w:semiHidden="0" w:uiPriority="66" w:unhideWhenUsed="0"/>
+    <w:lsdException w:name="Medium Grid 1 Accent 1" w:semiHidden="0" w:uiPriority="67" w:unhideWhenUsed="0"/>
+    <w:lsdException w:name="Medium Grid 2 Accent 1" w:semiHidden="0" w:uiPriority="68" w:unhideWhenUsed="0"/>
+    <w:lsdException w:name="Medium Grid 3 Accent 1" w:semiHidden="0" w:uiPriority="69" w:unhideWhenUsed="0"/>
+    <w:lsdException w:name="Dark List Accent 1" w:semiHidden="0" w:uiPriority="70" w:unhideWhenUsed="0"/>
+    <w:lsdException w:name="Colorful Shading Accent 1" w:semiHidden="0" w:uiPriority="71" w:unhideWhenUsed="0"/>
+    <w:lsdException w:name="Colorful List Accent 1" w:semiHidden="0" w:uiPriority="72" w:unhideWhenUsed="0"/>
+    <w:lsdException w:name="Colorful Grid Accent 1" w:semiHidden="0" w:uiPriority="73" w:unhideWhenUsed="0"/>
+    <w:lsdException w:name="Light Shading Accent 2" w:semiHidden="0" w:uiPriority="60" w:unhideWhenUsed="0"/>
+    <w:lsdException w:name="Light List Accent 2" w:semiHidden="0" w:uiPriority="61" w:unhideWhenUsed="0"/>
+    <w:lsdException w:name="Light Grid Accent 2" w:semiHidden="0" w:uiPriority="62" w:unhideWhenUsed="0"/>
+    <w:lsdException w:name="Medium Shading 1 Accent 2" w:semiHidden="0" w:uiPriority="63" w:unhideWhenUsed="0"/>
+    <w:lsdException w:name="Medium Shading 2 Accent 2" w:semiHidden="0" w:uiPriority="64" w:unhideWhenUsed="0"/>
+    <w:lsdException w:name="Medium List 1 Accent 2" w:semiHidden="0" w:uiPriority="65" w:unhideWhenUsed="0"/>
+    <w:lsdException w:name="Medium List 2 Accent 2" w:semiHidden="0" w:uiPriority="66" w:unhideWhenUsed="0"/>
+    <w:lsdException w:name="Medium Grid 1 Accent 2" w:semiHidden="0" w:uiPriority="67" w:unhideWhenUsed="0"/>
+    <w:lsdException w:name="Medium Grid 2 Accent 2" w:semiHidden="0" w:uiPriority="68" w:unhideWhenUsed="0"/>
+    <w:lsdException w:name="Medium Grid 3 Accent 2" w:semiHidden="0" w:uiPriority="69" w:unhideWhenUsed="0"/>
+    <w:lsdException w:name="Dark List Accent 2" w:semiHidden="0" w:uiPriority="70" w:unhideWhenUsed="0"/>
+    <w:lsdException w:name="Colorful Shading Accent 2" w:semiHidden="0" w:uiPriority="71" w:unhideWhenUsed="0"/>
+    <w:lsdException w:name="Colorful List Accent 2" w:semiHidden="0" w:uiPriority="72" w:unhideWhenUsed="0"/>
+    <w:lsdException w:name="Colorful Grid Accent 2" w:semiHidden="0" w:uiPriority="73" w:unhideWhenUsed="0"/>
+    <w:lsdException w:name="Light Shading Accent 3" w:semiHidden="0" w:uiPriority="60" w:unhideWhenUsed="0"/>
+    <w:lsdException w:name="Light List Accent 3" w:semiHidden="0" w:uiPriority="61" w:unhideWhenUsed="0"/>
+    <w:lsdException w:name="Light Grid Accent 3" w:semiHidden="0" w:uiPriority="62" w:unhideWhenUsed="0"/>
+    <w:lsdException w:name="Medium Shading 1 Accent 3" w:semiHidden="0" w:uiPriority="63" w:unhideWhenUsed="0"/>
+    <w:lsdException w:name="Medium Shading 2 Accent 3" w:semiHidden="0" w:uiPriority="64" w:unhideWhenUsed="0"/>
+    <w:lsdException w:name="Medium List 1 Accent 3" w:semiHidden="0" w:uiPriority="65" w:unhideWhenUsed="0"/>
+    <w:lsdException w:name="Medium List 2 Accent 3" w:semiHidden="0" w:uiPriority="66" w:unhideWhenUsed="0"/>
+    <w:lsdException w:name="Medium Grid 1 Accent 3" w:semiHidden="0" w:uiPriority="67" w:unhideWhenUsed="0"/>
+    <w:lsdException w:name="Medium Grid 2 Accent 3" w:semiHidden="0" w:uiPriority="68" w:unhideWhenUsed="0"/>
+    <w:lsdException w:name="Medium Grid 3 Accent 3" w:semiHidden="0" w:uiPriority="69" w:unhideWhenUsed="0"/>
+    <w:lsdException w:name="Dark List Accent 3" w:semiHidden="0" w:uiPriority="70" w:unhideWhenUsed="0"/>
+    <w:lsdException w:name="Colorful Shading Accent 3" w:semiHidden="0" w:uiPriority="71" w:unhideWhenUsed="0"/>
+    <w:lsdException w:name="Colorful List Accent 3" w:semiHidden="0" w:uiPriority="72" w:unhideWhenUsed="0"/>
+    <w:lsdException w:name="Colorful Grid Accent 3" w:semiHidden="0" w:uiPriority="73" w:unhideWhenUsed="0"/>
+    <w:lsdException w:name="Light Shading Accent 4" w:semiHidden="0" w:uiPriority="60" w:unhideWhenUsed="0"/>
+    <w:lsdException w:name="Light List Accent 4" w:semiHidden="0" w:uiPriority="61" w:unhideWhenUsed="0"/>
+    <w:lsdException w:name="Light Grid Accent 4" w:semiHidden="0" w:uiPriority="62" w:unhideWhenUsed="0"/>
+    <w:lsdException w:name="Medium Shading 1 Accent 4" w:semiHidden="0" w:uiPriority="63" w:unhideWhenUsed="0"/>
+    <w:lsdException w:name="Medium Shading 2 Accent 4" w:semiHidden="0" w:uiPriority="64" w:unhideWhenUsed="0"/>
+    <w:lsdException w:name="Medium List 1 Accent 4" w:semiHidden="0" w:uiPriority="65" w:unhideWhenUsed="0"/>
+    <w:lsdException w:name="Medium List 2 Accent 4" w:semiHidden="0" w:uiPriority="66" w:unhideWhenUsed="0"/>
+    <w:lsdException w:name="Medium Grid 1 Accent 4" w:semiHidden="0" w:uiPriority="67" w:unhideWhenUsed="0"/>
+    <w:lsdException w:name="Medium Grid 2 Accent 4" w:semiHidden="0" w:uiPriority="68" w:unhideWhenUsed="0"/>
+    <w:lsdException w:name="Medium Grid 3 Accent 4" w:semiHidden="0" w:uiPriority="69" w:unhideWhenUsed="0"/>
+    <w:lsdException w:name="Dark List Accent 4" w:semiHidden="0" w:uiPriority="70" w:unhideWhenUsed="0"/>
+    <w:lsdException w:name="Colorful Shading Accent 4" w:semiHidden="0" w:uiPriority="71" w:unhideWhenUsed="0"/>
+    <w:lsdException w:name="Colorful List Accent 4" w:semiHidden="0" w:uiPriority="72" w:unhideWhenUsed="0"/>
+    <w:lsdException w:name="Colorful Grid Accent 4" w:semiHidden="0" w:uiPriority="73" w:unhideWhenUsed="0"/>
+    <w:lsdException w:name="Light Shading Accent 5" w:semiHidden="0" w:uiPriority="60" w:unhideWhenUsed="0"/>
+    <w:lsdException w:name="Light List Accent 5" w:semiHidden="0" w:uiPriority="61" w:unhideWhenUsed="0"/>
+    <w:lsdException w:name="Light Grid Accent 5" w:semiHidden="0" w:uiPriority="62" w:unhideWhenUsed="0"/>
+    <w:lsdException w:name="Medium Shading 1 Accent 5" w:semiHidden="0" w:uiPriority="63" w:unhideWhenUsed="0"/>
+    <w:lsdException w:name="Medium Shading 2 Accent 5" w:semiHidden="0" w:uiPriority="64" w:unhideWhenUsed="0"/>
+    <w:lsdException w:name="Medium List 1 Accent 5" w:semiHidden="0" w:uiPriority="65" w:unhideWhenUsed="0"/>
+    <w:lsdException w:name="Medium List 2 Accent 5" w:semiHidden="0" w:uiPriority="66" w:unhideWhenUsed="0"/>
+    <w:lsdException w:name="Medium Grid 1 Accent 5" w:semiHidden="0" w:uiPriority="67" w:unhideWhenUsed="0"/>
+    <w:lsdException w:name="Medium Grid 2 Accent 5" w:semiHidden="0" w:uiPriority="68" w:unhideWhenUsed="0"/>
+    <w:lsdException w:name="Medium Grid 3 Accent 5" w:semiHidden="0" w:uiPriority="69" w:unhideWhenUsed="0"/>
+    <w:lsdException w:name="Dark List Accent 5" w:semiHidden="0" w:uiPriority="70" w:unhideWhenUsed="0"/>
+    <w:lsdException w:name="Colorful Shading Accent 5" w:semiHidden="0" w:uiPriority="71" w:unhideWhenUsed="0"/>
+    <w:lsdException w:name="Colorful List Accent 5" w:semiHidden="0" w:uiPriority="72" w:unhideWhenUsed="0"/>
+    <w:lsdException w:name="Colorful Grid Accent 5" w:semiHidden="0" w:uiPriority="73" w:unhideWhenUsed="0"/>
+    <w:lsdException w:name="Light Shading Accent 6" w:semiHidden="0" w:uiPriority="60" w:unhideWhenUsed="0"/>
+    <w:lsdException w:name="Light List Accent 6" w:semiHidden="0" w:uiPriority="61" w:unhideWhenUsed="0"/>
+    <w:lsdException w:name="Light Grid Accent 6" w:semiHidden="0" w:uiPriority="62" w:unhideWhenUsed="0"/>
+    <w:lsdException w:name="Medium Shading 1 Accent 6" w:semiHidden="0" w:uiPriority="63" w:unhideWhenUsed="0"/>
+    <w:lsdException w:name="Medium Shading 2 Accent 6" w:semiHidden="0" w:uiPriority="64" w:unhideWhenUsed="0"/>
+    <w:lsdException w:name="Medium List 1 Accent 6" w:semiHidden="0" w:uiPriority="65" w:unhideWhenUsed="0"/>
+    <w:lsdException w:name="Medium List 2 Accent 6" w:semiHidden="0" w:uiPriority="66" w:unhideWhenUsed="0"/>
+    <w:lsdException w:name="Medium Grid 1 Accent 6" w:semiHidden="0" w:uiPriority="67" w:unhideWhenUsed="0"/>
+    <w:lsdException w:name="Medium Grid 2 Accent 6" w:semiHidden="0" w:uiPriority="68" w:unhideWhenUsed="0"/>
+    <w:lsdException w:name="Medium Grid 3 Accent 6" w:semiHidden="0" w:uiPriority="69" w:unhideWhenUsed="0"/>
+    <w:lsdException w:name="Dark List Accent 6" w:semiHidden="0" w:uiPriority="70" w:unhideWhenUsed="0"/>
+    <w:lsdException w:name="Colorful Shading Accent 6" w:semiHidden="0" w:uiPriority="71" w:unhideWhenUsed="0"/>
+    <w:lsdException w:name="Colorful List Accent 6" w:semiHidden="0" w:uiPriority="72" w:unhideWhenUsed="0"/>
+    <w:lsdException w:name="Colorful Grid Accent 6" w:semiHidden="0" w:uiPriority="73" w:unhideWhenUsed="0"/>
   </w:latentStyles>
-  <w:style w:type="paragraph" w:default="1" w:styleId="1">
+  <w:style w:type="paragraph" w:default="1" w:styleId="Normal">
     <w:name w:val="Normal"/>
     <w:qFormat/>
-    <w:uiPriority w:val="0"/>
     <w:pPr>
       <w:kinsoku w:val="0"/>
       <w:autoSpaceDE w:val="0"/>
@@ -1903,7 +1780,7 @@
       <w:textAlignment w:val="baseline"/>
     </w:pPr>
     <w:rPr>
-      <w:rFonts w:ascii="Arial" w:hAnsi="Arial" w:eastAsia="宋体" w:cs="Arial"/>
+      <w:rFonts w:ascii="Arial" w:eastAsia="宋体" w:hAnsi="Arial" w:cs="Arial"/>
       <w:snapToGrid w:val="0"/>
       <w:color w:val="000000"/>
       <w:kern w:val="0"/>
@@ -1912,12 +1789,11 @@
       <w:lang w:val="en-US" w:eastAsia="en-US" w:bidi="ar-SA"/>
     </w:rPr>
   </w:style>
-  <w:style w:type="paragraph" w:styleId="2">
+  <w:style w:type="paragraph" w:styleId="Heading1">
     <w:name w:val="heading 1"/>
-    <w:basedOn w:val="1"/>
-    <w:next w:val="1"/>
-    <w:qFormat/>
-    <w:uiPriority w:val="0"/>
+    <w:basedOn w:val="Normal"/>
+    <w:next w:val="Normal"/>
+    <w:qFormat/>
     <w:pPr>
       <w:keepNext/>
       <w:keepLines/>
@@ -1935,13 +1811,12 @@
       <w:sz w:val="44"/>
     </w:rPr>
   </w:style>
-  <w:style w:type="paragraph" w:styleId="3">
+  <w:style w:type="paragraph" w:styleId="Heading2">
     <w:name w:val="heading 2"/>
-    <w:basedOn w:val="1"/>
-    <w:next w:val="1"/>
+    <w:basedOn w:val="Normal"/>
+    <w:next w:val="Normal"/>
     <w:unhideWhenUsed/>
     <w:qFormat/>
-    <w:uiPriority w:val="0"/>
     <w:pPr>
       <w:keepNext/>
       <w:keepLines/>
@@ -1954,19 +1829,18 @@
       <w:outlineLvl w:val="1"/>
     </w:pPr>
     <w:rPr>
-      <w:rFonts w:ascii="Arial" w:hAnsi="Arial" w:eastAsia="黑体"/>
+      <w:rFonts w:ascii="Arial" w:eastAsia="黑体" w:hAnsi="Arial"/>
       <w:b/>
       <w:sz w:val="32"/>
     </w:rPr>
   </w:style>
-  <w:style w:type="paragraph" w:styleId="4">
+  <w:style w:type="paragraph" w:styleId="Heading3">
     <w:name w:val="heading 3"/>
-    <w:basedOn w:val="1"/>
-    <w:next w:val="1"/>
+    <w:basedOn w:val="Normal"/>
+    <w:next w:val="Normal"/>
     <w:semiHidden/>
     <w:unhideWhenUsed/>
     <w:qFormat/>
-    <w:uiPriority w:val="0"/>
     <w:pPr>
       <w:keepNext/>
       <w:keepLines/>
@@ -1983,13 +1857,12 @@
       <w:sz w:val="32"/>
     </w:rPr>
   </w:style>
-  <w:style w:type="paragraph" w:styleId="5">
+  <w:style w:type="paragraph" w:styleId="Heading4">
     <w:name w:val="heading 4"/>
-    <w:basedOn w:val="1"/>
-    <w:next w:val="1"/>
+    <w:basedOn w:val="Normal"/>
+    <w:next w:val="Normal"/>
     <w:unhideWhenUsed/>
     <w:qFormat/>
-    <w:uiPriority w:val="0"/>
     <w:pPr>
       <w:keepNext/>
       <w:keepLines/>
@@ -2002,19 +1875,18 @@
       <w:outlineLvl w:val="3"/>
     </w:pPr>
     <w:rPr>
-      <w:rFonts w:ascii="Arial" w:hAnsi="Arial" w:eastAsia="黑体"/>
+      <w:rFonts w:ascii="Arial" w:eastAsia="黑体" w:hAnsi="Arial"/>
       <w:b/>
       <w:sz w:val="28"/>
     </w:rPr>
   </w:style>
-  <w:style w:type="paragraph" w:styleId="6">
+  <w:style w:type="paragraph" w:styleId="Heading5">
     <w:name w:val="heading 5"/>
-    <w:basedOn w:val="1"/>
-    <w:next w:val="1"/>
+    <w:basedOn w:val="Normal"/>
+    <w:next w:val="Normal"/>
     <w:semiHidden/>
     <w:unhideWhenUsed/>
     <w:qFormat/>
-    <w:uiPriority w:val="0"/>
     <w:pPr>
       <w:keepNext/>
       <w:keepLines/>
@@ -2031,14 +1903,13 @@
       <w:sz w:val="28"/>
     </w:rPr>
   </w:style>
-  <w:style w:type="paragraph" w:styleId="7">
+  <w:style w:type="paragraph" w:styleId="Heading6">
     <w:name w:val="heading 6"/>
-    <w:basedOn w:val="1"/>
-    <w:next w:val="1"/>
+    <w:basedOn w:val="Normal"/>
+    <w:next w:val="Normal"/>
     <w:semiHidden/>
     <w:unhideWhenUsed/>
     <w:qFormat/>
-    <w:uiPriority w:val="0"/>
     <w:pPr>
       <w:keepNext/>
       <w:keepLines/>
@@ -2051,19 +1922,18 @@
       <w:outlineLvl w:val="5"/>
     </w:pPr>
     <w:rPr>
-      <w:rFonts w:ascii="Arial" w:hAnsi="Arial" w:eastAsia="黑体"/>
+      <w:rFonts w:ascii="Arial" w:eastAsia="黑体" w:hAnsi="Arial"/>
       <w:b/>
       <w:sz w:val="24"/>
     </w:rPr>
   </w:style>
-  <w:style w:type="paragraph" w:styleId="8">
+  <w:style w:type="paragraph" w:styleId="Heading7">
     <w:name w:val="heading 7"/>
-    <w:basedOn w:val="1"/>
-    <w:next w:val="1"/>
+    <w:basedOn w:val="Normal"/>
+    <w:next w:val="Normal"/>
     <w:semiHidden/>
     <w:unhideWhenUsed/>
     <w:qFormat/>
-    <w:uiPriority w:val="0"/>
     <w:pPr>
       <w:keepNext/>
       <w:keepLines/>
@@ -2080,14 +1950,13 @@
       <w:sz w:val="24"/>
     </w:rPr>
   </w:style>
-  <w:style w:type="paragraph" w:styleId="9">
+  <w:style w:type="paragraph" w:styleId="Heading8">
     <w:name w:val="heading 8"/>
-    <w:basedOn w:val="1"/>
-    <w:next w:val="1"/>
+    <w:basedOn w:val="Normal"/>
+    <w:next w:val="Normal"/>
     <w:semiHidden/>
     <w:unhideWhenUsed/>
     <w:qFormat/>
-    <w:uiPriority w:val="0"/>
     <w:pPr>
       <w:keepNext/>
       <w:keepLines/>
@@ -2100,18 +1969,17 @@
       <w:outlineLvl w:val="7"/>
     </w:pPr>
     <w:rPr>
-      <w:rFonts w:ascii="Arial" w:hAnsi="Arial" w:eastAsia="黑体"/>
+      <w:rFonts w:ascii="Arial" w:eastAsia="黑体" w:hAnsi="Arial"/>
       <w:sz w:val="24"/>
     </w:rPr>
   </w:style>
-  <w:style w:type="paragraph" w:styleId="10">
+  <w:style w:type="paragraph" w:styleId="Heading9">
     <w:name w:val="heading 9"/>
-    <w:basedOn w:val="1"/>
-    <w:next w:val="1"/>
+    <w:basedOn w:val="Normal"/>
+    <w:next w:val="Normal"/>
     <w:semiHidden/>
     <w:unhideWhenUsed/>
     <w:qFormat/>
-    <w:uiPriority w:val="0"/>
     <w:pPr>
       <w:keepNext/>
       <w:keepLines/>
@@ -2124,21 +1992,19 @@
       <w:outlineLvl w:val="8"/>
     </w:pPr>
     <w:rPr>
-      <w:rFonts w:ascii="Arial" w:hAnsi="Arial" w:eastAsia="黑体"/>
+      <w:rFonts w:ascii="Arial" w:eastAsia="黑体" w:hAnsi="Arial"/>
       <w:sz w:val="21"/>
     </w:rPr>
   </w:style>
-  <w:style w:type="character" w:default="1" w:styleId="22">
+  <w:style w:type="character" w:default="1" w:styleId="DefaultParagraphFont">
     <w:name w:val="Default Paragraph Font"/>
     <w:semiHidden/>
     <w:qFormat/>
-    <w:uiPriority w:val="0"/>
-  </w:style>
-  <w:style w:type="table" w:default="1" w:styleId="20">
+  </w:style>
+  <w:style w:type="table" w:default="1" w:styleId="TableNormal">
     <w:name w:val="Normal Table"/>
     <w:semiHidden/>
     <w:qFormat/>
-    <w:uiPriority w:val="0"/>
     <w:tblPr>
       <w:tblCellMar>
         <w:top w:w="0" w:type="dxa"/>
@@ -2148,43 +2014,39 @@
       </w:tblCellMar>
     </w:tblPr>
   </w:style>
-  <w:style w:type="paragraph" w:styleId="11">
+  <w:style w:type="paragraph" w:styleId="CommentText">
     <w:name w:val="annotation text"/>
-    <w:basedOn w:val="1"/>
-    <w:qFormat/>
-    <w:uiPriority w:val="0"/>
+    <w:basedOn w:val="Normal"/>
+    <w:qFormat/>
     <w:pPr>
       <w:jc w:val="left"/>
     </w:pPr>
   </w:style>
-  <w:style w:type="paragraph" w:styleId="12">
+  <w:style w:type="paragraph" w:styleId="BodyText">
     <w:name w:val="Body Text"/>
-    <w:basedOn w:val="1"/>
+    <w:basedOn w:val="Normal"/>
     <w:semiHidden/>
     <w:qFormat/>
-    <w:uiPriority w:val="0"/>
-    <w:rPr>
-      <w:rFonts w:ascii="Arial" w:hAnsi="Arial" w:eastAsia="Arial" w:cs="Arial"/>
+    <w:rPr>
+      <w:rFonts w:ascii="Arial" w:eastAsia="Arial" w:hAnsi="Arial" w:cs="Arial"/>
       <w:sz w:val="21"/>
       <w:szCs w:val="21"/>
       <w:lang w:val="en-US" w:eastAsia="en-US" w:bidi="ar-SA"/>
     </w:rPr>
   </w:style>
-  <w:style w:type="paragraph" w:styleId="13">
+  <w:style w:type="paragraph" w:styleId="TOC3">
     <w:name w:val="toc 3"/>
-    <w:basedOn w:val="1"/>
-    <w:next w:val="1"/>
-    <w:qFormat/>
-    <w:uiPriority w:val="0"/>
+    <w:basedOn w:val="Normal"/>
+    <w:next w:val="Normal"/>
+    <w:qFormat/>
     <w:pPr>
       <w:ind w:left="840" w:leftChars="400"/>
     </w:pPr>
   </w:style>
-  <w:style w:type="paragraph" w:styleId="14">
+  <w:style w:type="paragraph" w:styleId="Footer">
     <w:name w:val="footer"/>
-    <w:basedOn w:val="1"/>
-    <w:qFormat/>
-    <w:uiPriority w:val="0"/>
+    <w:basedOn w:val="Normal"/>
+    <w:qFormat/>
     <w:pPr>
       <w:tabs>
         <w:tab w:val="center" w:pos="4153"/>
@@ -2197,17 +2059,16 @@
       <w:sz w:val="18"/>
     </w:rPr>
   </w:style>
-  <w:style w:type="paragraph" w:styleId="15">
+  <w:style w:type="paragraph" w:styleId="Header">
     <w:name w:val="header"/>
-    <w:basedOn w:val="1"/>
-    <w:qFormat/>
-    <w:uiPriority w:val="0"/>
+    <w:basedOn w:val="Normal"/>
+    <w:qFormat/>
     <w:pPr>
       <w:pBdr>
-        <w:top w:val="none" w:color="auto" w:sz="0" w:space="0"/>
-        <w:left w:val="none" w:color="auto" w:sz="0" w:space="0"/>
-        <w:bottom w:val="none" w:color="auto" w:sz="0" w:space="0"/>
-        <w:right w:val="none" w:color="auto" w:sz="0" w:space="0"/>
+        <w:top w:val="nil"/>
+        <w:left w:val="nil"/>
+        <w:bottom w:val="nil"/>
+        <w:right w:val="nil"/>
       </w:pBdr>
       <w:tabs>
         <w:tab w:val="center" w:pos="4153"/>
@@ -2222,41 +2083,37 @@
       <w:sz w:val="18"/>
     </w:rPr>
   </w:style>
-  <w:style w:type="paragraph" w:styleId="16">
+  <w:style w:type="paragraph" w:styleId="TOC1">
     <w:name w:val="toc 1"/>
-    <w:basedOn w:val="1"/>
-    <w:next w:val="1"/>
-    <w:qFormat/>
-    <w:uiPriority w:val="0"/>
-    <w:rPr>
-      <w:rFonts w:ascii="Arial" w:hAnsi="Arial" w:eastAsia="Microsoft JhengHei"/>
+    <w:basedOn w:val="Normal"/>
+    <w:next w:val="Normal"/>
+    <w:qFormat/>
+    <w:rPr>
+      <w:rFonts w:ascii="Arial" w:eastAsia="Microsoft JhengHei" w:hAnsi="Arial"/>
       <w:sz w:val="24"/>
     </w:rPr>
   </w:style>
-  <w:style w:type="paragraph" w:styleId="17">
+  <w:style w:type="paragraph" w:styleId="TOC2">
     <w:name w:val="toc 2"/>
-    <w:basedOn w:val="1"/>
-    <w:next w:val="1"/>
-    <w:qFormat/>
-    <w:uiPriority w:val="0"/>
+    <w:basedOn w:val="Normal"/>
+    <w:next w:val="Normal"/>
+    <w:qFormat/>
     <w:pPr>
       <w:ind w:left="420" w:leftChars="200"/>
     </w:pPr>
   </w:style>
-  <w:style w:type="paragraph" w:styleId="18">
+  <w:style w:type="paragraph" w:styleId="NormalWeb">
     <w:name w:val="Normal (Web)"/>
-    <w:basedOn w:val="1"/>
-    <w:qFormat/>
-    <w:uiPriority w:val="0"/>
+    <w:basedOn w:val="Normal"/>
+    <w:qFormat/>
     <w:rPr>
       <w:sz w:val="24"/>
     </w:rPr>
   </w:style>
-  <w:style w:type="paragraph" w:styleId="19">
+  <w:style w:type="paragraph" w:styleId="Title">
     <w:name w:val="Title"/>
-    <w:basedOn w:val="1"/>
-    <w:qFormat/>
-    <w:uiPriority w:val="0"/>
+    <w:basedOn w:val="Normal"/>
+    <w:qFormat/>
     <w:pPr>
       <w:spacing w:before="240" w:beforeLines="0" w:beforeAutospacing="0" w:after="60" w:afterLines="0" w:afterAutospacing="0"/>
       <w:jc w:val="center"/>
@@ -2268,41 +2125,38 @@
       <w:sz w:val="32"/>
     </w:rPr>
   </w:style>
-  <w:style w:type="table" w:styleId="21">
+  <w:style w:type="table" w:styleId="TableGrid">
     <w:name w:val="Table Grid"/>
-    <w:basedOn w:val="20"/>
-    <w:qFormat/>
-    <w:uiPriority w:val="0"/>
+    <w:basedOn w:val="TableNormal"/>
+    <w:qFormat/>
     <w:pPr>
       <w:widowControl w:val="0"/>
       <w:jc w:val="both"/>
     </w:pPr>
     <w:tblPr>
       <w:tblBorders>
-        <w:top w:val="single" w:color="auto" w:sz="4" w:space="0"/>
-        <w:left w:val="single" w:color="auto" w:sz="4" w:space="0"/>
-        <w:bottom w:val="single" w:color="auto" w:sz="4" w:space="0"/>
-        <w:right w:val="single" w:color="auto" w:sz="4" w:space="0"/>
-        <w:insideH w:val="single" w:color="auto" w:sz="4" w:space="0"/>
-        <w:insideV w:val="single" w:color="auto" w:sz="4" w:space="0"/>
+        <w:top w:val="single" w:sz="4" w:space="0" w:color="auto"/>
+        <w:left w:val="single" w:sz="4" w:space="0" w:color="auto"/>
+        <w:bottom w:val="single" w:sz="4" w:space="0" w:color="auto"/>
+        <w:right w:val="single" w:sz="4" w:space="0" w:color="auto"/>
+        <w:insideH w:val="single" w:sz="4" w:space="0" w:color="auto"/>
+        <w:insideV w:val="single" w:sz="4" w:space="0" w:color="auto"/>
       </w:tblBorders>
     </w:tblPr>
   </w:style>
-  <w:style w:type="character" w:styleId="23">
+  <w:style w:type="character" w:styleId="Strong">
     <w:name w:val="Strong"/>
-    <w:basedOn w:val="22"/>
-    <w:qFormat/>
-    <w:uiPriority w:val="0"/>
+    <w:basedOn w:val="DefaultParagraphFont"/>
+    <w:qFormat/>
     <w:rPr>
       <w:b/>
     </w:rPr>
   </w:style>
-  <w:style w:type="table" w:customStyle="1" w:styleId="24">
+  <w:style w:type="table" w:customStyle="1" w:styleId="TableNormal0">
     <w:name w:val="Table Normal_0"/>
     <w:semiHidden/>
     <w:unhideWhenUsed/>
     <w:qFormat/>
-    <w:uiPriority w:val="0"/>
     <w:tblPr>
       <w:tblCellMar>
         <w:top w:w="0" w:type="dxa"/>
@@ -2312,119 +2166,111 @@
       </w:tblCellMar>
     </w:tblPr>
   </w:style>
-  <w:style w:type="paragraph" w:customStyle="1" w:styleId="25">
+  <w:style w:type="paragraph" w:customStyle="1" w:styleId="TableText">
     <w:name w:val="Table Text"/>
-    <w:basedOn w:val="1"/>
+    <w:basedOn w:val="Normal"/>
     <w:semiHidden/>
     <w:qFormat/>
-    <w:uiPriority w:val="0"/>
-    <w:rPr>
-      <w:rFonts w:ascii="宋体" w:hAnsi="宋体" w:eastAsia="宋体" w:cs="宋体"/>
+    <w:rPr>
+      <w:rFonts w:ascii="宋体" w:eastAsia="宋体" w:hAnsi="宋体" w:cs="宋体"/>
       <w:sz w:val="21"/>
       <w:szCs w:val="21"/>
       <w:lang w:val="en-US" w:eastAsia="en-US" w:bidi="ar-SA"/>
     </w:rPr>
   </w:style>
-  <w:style w:type="paragraph" w:customStyle="1" w:styleId="26">
+  <w:style w:type="paragraph" w:customStyle="1" w:styleId="a">
     <w:name w:val="柴_公司名"/>
-    <w:basedOn w:val="19"/>
-    <w:qFormat/>
-    <w:uiPriority w:val="0"/>
+    <w:basedOn w:val="Title"/>
+    <w:qFormat/>
     <w:pPr>
       <w:spacing w:after="600" w:afterLines="600"/>
     </w:pPr>
     <w:rPr>
-      <w:rFonts w:hint="eastAsia" w:ascii="宋体" w:hAnsi="宋体" w:eastAsia="宋体" w:cs="宋体"/>
+      <w:rFonts w:ascii="宋体" w:eastAsia="宋体" w:hAnsi="宋体" w:cs="宋体" w:hint="eastAsia"/>
       <w:bCs/>
       <w:spacing w:val="-6"/>
       <w:sz w:val="52"/>
       <w:szCs w:val="52"/>
     </w:rPr>
   </w:style>
-  <w:style w:type="paragraph" w:customStyle="1" w:styleId="27">
+  <w:style w:type="paragraph" w:customStyle="1" w:styleId="a0">
     <w:name w:val="柴_文档名"/>
-    <w:basedOn w:val="19"/>
-    <w:qFormat/>
-    <w:uiPriority w:val="0"/>
+    <w:basedOn w:val="Title"/>
+    <w:qFormat/>
     <w:pPr>
       <w:spacing w:after="900" w:afterLines="900"/>
     </w:pPr>
     <w:rPr>
-      <w:rFonts w:ascii="黑体" w:hAnsi="黑体" w:eastAsia="黑体" w:cs="黑体"/>
+      <w:rFonts w:ascii="黑体" w:eastAsia="黑体" w:hAnsi="黑体" w:cs="黑体"/>
       <w:bCs/>
       <w:spacing w:val="-7"/>
       <w:sz w:val="52"/>
       <w:szCs w:val="52"/>
     </w:rPr>
   </w:style>
-  <w:style w:type="paragraph" w:customStyle="1" w:styleId="28">
+  <w:style w:type="paragraph" w:customStyle="1" w:styleId="1">
     <w:name w:val="柴_标题1"/>
-    <w:basedOn w:val="2"/>
-    <w:next w:val="29"/>
-    <w:link w:val="38"/>
-    <w:qFormat/>
-    <w:uiPriority w:val="0"/>
+    <w:basedOn w:val="Heading1"/>
+    <w:next w:val="a1"/>
+    <w:link w:val="1Char"/>
+    <w:qFormat/>
     <w:pPr>
       <w:spacing w:before="100" w:after="90" w:line="360" w:lineRule="auto"/>
     </w:pPr>
     <w:rPr>
-      <w:rFonts w:ascii="Arial" w:hAnsi="Arial" w:eastAsia="宋体"/>
+      <w:rFonts w:ascii="Arial" w:eastAsia="宋体" w:hAnsi="Arial"/>
       <w:sz w:val="32"/>
     </w:rPr>
   </w:style>
-  <w:style w:type="paragraph" w:customStyle="1" w:styleId="29">
+  <w:style w:type="paragraph" w:customStyle="1" w:styleId="a1">
     <w:name w:val="柴_正文"/>
-    <w:basedOn w:val="12"/>
-    <w:link w:val="42"/>
-    <w:qFormat/>
-    <w:uiPriority w:val="0"/>
+    <w:basedOn w:val="BodyText"/>
+    <w:link w:val="Char"/>
+    <w:qFormat/>
     <w:pPr>
       <w:spacing w:line="360" w:lineRule="auto"/>
       <w:ind w:firstLine="470" w:firstLineChars="200"/>
     </w:pPr>
     <w:rPr>
-      <w:rFonts w:ascii="Arial" w:hAnsi="Arial" w:eastAsia="宋体"/>
+      <w:rFonts w:ascii="Arial" w:eastAsia="宋体" w:hAnsi="Arial"/>
       <w:sz w:val="24"/>
       <w:lang w:eastAsia="zh-CN"/>
     </w:rPr>
   </w:style>
-  <w:style w:type="paragraph" w:customStyle="1" w:styleId="30">
+  <w:style w:type="paragraph" w:customStyle="1" w:styleId="2">
     <w:name w:val="柴_标题2"/>
-    <w:basedOn w:val="3"/>
-    <w:next w:val="29"/>
-    <w:qFormat/>
-    <w:uiPriority w:val="0"/>
+    <w:basedOn w:val="Heading2"/>
+    <w:next w:val="a1"/>
+    <w:qFormat/>
     <w:pPr>
       <w:spacing w:line="360" w:lineRule="auto"/>
     </w:pPr>
     <w:rPr>
-      <w:rFonts w:ascii="Arial" w:hAnsi="Arial" w:eastAsia="宋体"/>
+      <w:rFonts w:ascii="Arial" w:eastAsia="宋体" w:hAnsi="Arial"/>
       <w:sz w:val="28"/>
     </w:rPr>
   </w:style>
-  <w:style w:type="paragraph" w:customStyle="1" w:styleId="31">
+  <w:style w:type="paragraph" w:customStyle="1" w:styleId="3">
     <w:name w:val="柴_标题3"/>
-    <w:basedOn w:val="4"/>
-    <w:next w:val="29"/>
-    <w:qFormat/>
-    <w:uiPriority w:val="0"/>
+    <w:basedOn w:val="Heading3"/>
+    <w:next w:val="a1"/>
+    <w:qFormat/>
     <w:pPr>
       <w:spacing w:line="360" w:lineRule="auto"/>
       <w:ind w:left="0" w:firstLine="472" w:firstLineChars="200"/>
     </w:pPr>
     <w:rPr>
-      <w:rFonts w:ascii="宋体" w:hAnsi="宋体" w:eastAsia="宋体" w:cs="宋体"/>
+      <w:rFonts w:ascii="宋体" w:eastAsia="宋体" w:hAnsi="宋体" w:cs="宋体"/>
       <w:spacing w:val="-2"/>
       <w:sz w:val="24"/>
       <w:szCs w:val="24"/>
     </w:rPr>
   </w:style>
-  <w:style w:type="paragraph" w:customStyle="1" w:styleId="32">
+  <w:style w:type="paragraph" w:customStyle="1" w:styleId="a2">
     <w:name w:val="柴_目录"/>
-    <w:basedOn w:val="1"/>
-    <w:next w:val="12"/>
-    <w:qFormat/>
-    <w:uiPriority w:val="0"/>
+    <w:basedOn w:val="Normal"/>
+    <w:next w:val="BodyText"/>
+    <w:qFormat/>
     <w:pPr>
       <w:tabs>
         <w:tab w:val="right" w:leader="dot" w:pos="8442"/>
@@ -2432,64 +2278,59 @@
       <w:ind w:left="0" w:leftChars="0"/>
     </w:pPr>
     <w:rPr>
-      <w:rFonts w:ascii="Arial" w:hAnsi="Arial" w:eastAsia="Microsoft JhengHei"/>
+      <w:rFonts w:ascii="Arial" w:eastAsia="Microsoft JhengHei" w:hAnsi="Arial"/>
       <w:sz w:val="24"/>
     </w:rPr>
   </w:style>
-  <w:style w:type="paragraph" w:customStyle="1" w:styleId="33">
+  <w:style w:type="paragraph" w:customStyle="1" w:styleId="WPSOffice1">
     <w:name w:val="WPSOffice手动目录 1"/>
     <w:qFormat/>
-    <w:uiPriority w:val="0"/>
     <w:pPr>
       <w:ind w:leftChars="0"/>
     </w:pPr>
     <w:rPr>
-      <w:rFonts w:ascii="Times New Roman" w:hAnsi="Times New Roman" w:eastAsia="宋体" w:cs="Times New Roman"/>
+      <w:rFonts w:ascii="Times New Roman" w:eastAsia="宋体" w:hAnsi="Times New Roman" w:cs="Times New Roman"/>
       <w:sz w:val="20"/>
       <w:szCs w:val="20"/>
     </w:rPr>
   </w:style>
-  <w:style w:type="paragraph" w:customStyle="1" w:styleId="34">
+  <w:style w:type="paragraph" w:customStyle="1" w:styleId="WPSOffice2">
     <w:name w:val="WPSOffice手动目录 2"/>
     <w:qFormat/>
-    <w:uiPriority w:val="0"/>
     <w:pPr>
       <w:ind w:leftChars="200"/>
     </w:pPr>
     <w:rPr>
-      <w:rFonts w:ascii="Times New Roman" w:hAnsi="Times New Roman" w:eastAsia="宋体" w:cs="Times New Roman"/>
+      <w:rFonts w:ascii="Times New Roman" w:eastAsia="宋体" w:hAnsi="Times New Roman" w:cs="Times New Roman"/>
       <w:sz w:val="20"/>
       <w:szCs w:val="20"/>
     </w:rPr>
   </w:style>
-  <w:style w:type="paragraph" w:customStyle="1" w:styleId="35">
+  <w:style w:type="paragraph" w:customStyle="1" w:styleId="WPSOffice3">
     <w:name w:val="WPSOffice手动目录 3"/>
     <w:qFormat/>
-    <w:uiPriority w:val="0"/>
     <w:pPr>
       <w:ind w:leftChars="400"/>
     </w:pPr>
     <w:rPr>
-      <w:rFonts w:ascii="Times New Roman" w:hAnsi="Times New Roman" w:eastAsia="宋体" w:cs="Times New Roman"/>
+      <w:rFonts w:ascii="Times New Roman" w:eastAsia="宋体" w:hAnsi="Times New Roman" w:cs="Times New Roman"/>
       <w:sz w:val="20"/>
       <w:szCs w:val="20"/>
     </w:rPr>
   </w:style>
-  <w:style w:type="paragraph" w:customStyle="1" w:styleId="36">
+  <w:style w:type="paragraph" w:customStyle="1" w:styleId="Compact">
     <w:name w:val="Compact"/>
-    <w:basedOn w:val="12"/>
-    <w:qFormat/>
-    <w:uiPriority w:val="0"/>
+    <w:basedOn w:val="BodyText"/>
+    <w:qFormat/>
     <w:pPr>
       <w:spacing w:before="36" w:after="36"/>
     </w:pPr>
   </w:style>
-  <w:style w:type="table" w:customStyle="1" w:styleId="37">
+  <w:style w:type="table" w:customStyle="1" w:styleId="Table">
     <w:name w:val="Table"/>
     <w:semiHidden/>
     <w:unhideWhenUsed/>
     <w:qFormat/>
-    <w:uiPriority w:val="0"/>
     <w:tblPr>
       <w:tblCellMar>
         <w:top w:w="0" w:type="dxa"/>
@@ -2501,28 +2342,26 @@
     <w:tblStylePr w:type="firstRow">
       <w:tcPr>
         <w:tcBorders>
-          <w:bottom w:val="single" w:color="auto" w:sz="0" w:space="0"/>
+          <w:bottom w:val="single" w:sz="0" w:space="0" w:color="auto"/>
         </w:tcBorders>
         <w:vAlign w:val="bottom"/>
       </w:tcPr>
     </w:tblStylePr>
   </w:style>
-  <w:style w:type="character" w:customStyle="1" w:styleId="38">
+  <w:style w:type="character" w:customStyle="1" w:styleId="1Char">
     <w:name w:val="柴_标题1 Char"/>
-    <w:link w:val="28"/>
-    <w:qFormat/>
-    <w:uiPriority w:val="0"/>
-    <w:rPr>
-      <w:rFonts w:ascii="Arial" w:hAnsi="Arial" w:eastAsia="宋体"/>
+    <w:link w:val="1"/>
+    <w:qFormat/>
+    <w:rPr>
+      <w:rFonts w:ascii="Arial" w:eastAsia="宋体" w:hAnsi="Arial"/>
       <w:sz w:val="32"/>
     </w:rPr>
   </w:style>
-  <w:style w:type="table" w:customStyle="1" w:styleId="39">
+  <w:style w:type="table" w:customStyle="1" w:styleId="TableNormal1">
     <w:name w:val="Table Normal_1"/>
     <w:semiHidden/>
     <w:unhideWhenUsed/>
     <w:qFormat/>
-    <w:uiPriority w:val="0"/>
     <w:tblPr>
       <w:tblCellMar>
         <w:top w:w="0" w:type="dxa"/>
@@ -2532,11 +2371,10 @@
       </w:tblCellMar>
     </w:tblPr>
   </w:style>
-  <w:style w:type="paragraph" w:customStyle="1" w:styleId="40">
+  <w:style w:type="paragraph" w:customStyle="1" w:styleId="a3">
     <w:name w:val="柴_正文_无缩进"/>
-    <w:basedOn w:val="1"/>
-    <w:qFormat/>
-    <w:uiPriority w:val="0"/>
+    <w:basedOn w:val="Normal"/>
+    <w:qFormat/>
     <w:pPr>
       <w:ind w:firstLine="0" w:firstLineChars="0"/>
     </w:pPr>
@@ -2546,31 +2384,29 @@
       <w:lang w:eastAsia="zh-CN"/>
     </w:rPr>
   </w:style>
-  <w:style w:type="paragraph" w:customStyle="1" w:styleId="41">
+  <w:style w:type="paragraph" w:customStyle="1" w:styleId="4">
     <w:name w:val="柴_标题4"/>
-    <w:basedOn w:val="5"/>
-    <w:next w:val="1"/>
-    <w:qFormat/>
-    <w:uiPriority w:val="0"/>
+    <w:basedOn w:val="Heading4"/>
+    <w:next w:val="Normal"/>
+    <w:qFormat/>
     <w:pPr>
       <w:widowControl w:val="0"/>
       <w:spacing w:before="160" w:line="360" w:lineRule="auto"/>
-      <w:ind w:left="981" w:leftChars="300" w:hanging="862"/>
-    </w:pPr>
-    <w:rPr>
-      <w:rFonts w:hint="eastAsia" w:ascii="Calibri" w:hAnsi="Calibri" w:eastAsia="宋体" w:cs="宋体"/>
+      <w:ind w:left="981" w:hanging="862" w:leftChars="300"/>
+    </w:pPr>
+    <w:rPr>
+      <w:rFonts w:ascii="Calibri" w:eastAsia="宋体" w:hAnsi="Calibri" w:cs="宋体" w:hint="eastAsia"/>
       <w:sz w:val="24"/>
       <w:szCs w:val="24"/>
       <w:lang w:eastAsia="zh-CN" w:bidi="zh-CN"/>
     </w:rPr>
   </w:style>
-  <w:style w:type="character" w:customStyle="1" w:styleId="42">
+  <w:style w:type="character" w:customStyle="1" w:styleId="Char">
     <w:name w:val="柴_正文 Char"/>
-    <w:link w:val="29"/>
-    <w:qFormat/>
-    <w:uiPriority w:val="0"/>
-    <w:rPr>
-      <w:rFonts w:ascii="Arial" w:hAnsi="Arial" w:eastAsia="宋体"/>
+    <w:link w:val="a1"/>
+    <w:qFormat/>
+    <w:rPr>
+      <w:rFonts w:ascii="Arial" w:eastAsia="宋体" w:hAnsi="Arial"/>
       <w:sz w:val="24"/>
       <w:lang w:eastAsia="zh-CN"/>
     </w:rPr>
